--- a/cv/Zimakov_Resume_Heb.docx
+++ b/cv/Zimakov_Resume_Heb.docx
@@ -1,6 +1,6 @@
 
 <file path=word/document.xml><?xml version="1.0" encoding="utf-8"?>
-<w:document xmlns:wpc="http://schemas.microsoft.com/office/word/2010/wordprocessingCanvas" xmlns:cx="http://schemas.microsoft.com/office/drawing/2014/chartex" xmlns:cx1="http://schemas.microsoft.com/office/drawing/2015/9/8/chartex" xmlns:cx2="http://schemas.microsoft.com/office/drawing/2015/10/21/chartex" xmlns:cx3="http://schemas.microsoft.com/office/drawing/2016/5/9/chartex" xmlns:cx4="http://schemas.microsoft.com/office/drawing/2016/5/10/chartex" xmlns:cx5="http://schemas.microsoft.com/office/drawing/2016/5/11/chartex" xmlns:cx6="http://schemas.microsoft.com/office/drawing/2016/5/12/chartex" xmlns:cx7="http://schemas.microsoft.com/office/drawing/2016/5/13/chartex" xmlns:cx8="http://schemas.microsoft.com/office/drawing/2016/5/14/chartex" xmlns:mc="http://schemas.openxmlformats.org/markup-compatibility/2006" xmlns:aink="http://schemas.microsoft.com/office/drawing/2016/ink" xmlns:am3d="http://schemas.microsoft.com/office/drawing/2017/model3d" xmlns:o="urn:schemas-microsoft-com:office:office" xmlns:oel="http://schemas.microsoft.com/office/2019/extlst" xmlns:r="http://schemas.openxmlformats.org/officeDocument/2006/relationships" xmlns:m="http://schemas.openxmlformats.org/officeDocument/2006/math" xmlns:v="urn:schemas-microsoft-com:vml" xmlns:wp14="http://schemas.microsoft.com/office/word/2010/wordprocessingDrawing" xmlns:wp="http://schemas.openxmlformats.org/drawingml/2006/wordprocessingDrawing" xmlns:w10="urn:schemas-microsoft-com:office:word" xmlns:w="http://schemas.openxmlformats.org/wordprocessingml/2006/main" xmlns:w14="http://schemas.microsoft.com/office/word/2010/wordml" xmlns:w15="http://schemas.microsoft.com/office/word/2012/wordml" xmlns:w16cex="http://schemas.microsoft.com/office/word/2018/wordml/cex" xmlns:w16cid="http://schemas.microsoft.com/office/word/2016/wordml/cid" xmlns:w16="http://schemas.microsoft.com/office/word/2018/wordml" xmlns:w16sdtdh="http://schemas.microsoft.com/office/word/2020/wordml/sdtdatahash" xmlns:w16se="http://schemas.microsoft.com/office/word/2015/wordml/symex" xmlns:wpg="http://schemas.microsoft.com/office/word/2010/wordprocessingGroup" xmlns:wpi="http://schemas.microsoft.com/office/word/2010/wordprocessingInk" xmlns:wne="http://schemas.microsoft.com/office/word/2006/wordml" xmlns:wps="http://schemas.microsoft.com/office/word/2010/wordprocessingShape" mc:Ignorable="w14 w15 w16se w16cid w16 w16cex w16sdtdh wp14">
+<w:document xmlns:wpc="http://schemas.microsoft.com/office/word/2010/wordprocessingCanvas" xmlns:cx="http://schemas.microsoft.com/office/drawing/2014/chartex" xmlns:cx1="http://schemas.microsoft.com/office/drawing/2015/9/8/chartex" xmlns:cx2="http://schemas.microsoft.com/office/drawing/2015/10/21/chartex" xmlns:cx3="http://schemas.microsoft.com/office/drawing/2016/5/9/chartex" xmlns:cx4="http://schemas.microsoft.com/office/drawing/2016/5/10/chartex" xmlns:cx5="http://schemas.microsoft.com/office/drawing/2016/5/11/chartex" xmlns:cx6="http://schemas.microsoft.com/office/drawing/2016/5/12/chartex" xmlns:cx7="http://schemas.microsoft.com/office/drawing/2016/5/13/chartex" xmlns:cx8="http://schemas.microsoft.com/office/drawing/2016/5/14/chartex" xmlns:mc="http://schemas.openxmlformats.org/markup-compatibility/2006" xmlns:aink="http://schemas.microsoft.com/office/drawing/2016/ink" xmlns:am3d="http://schemas.microsoft.com/office/drawing/2017/model3d" xmlns:o="urn:schemas-microsoft-com:office:office" xmlns:oel="http://schemas.microsoft.com/office/2019/extlst" xmlns:r="http://schemas.openxmlformats.org/officeDocument/2006/relationships" xmlns:m="http://schemas.openxmlformats.org/officeDocument/2006/math" xmlns:v="urn:schemas-microsoft-com:vml" xmlns:wp14="http://schemas.microsoft.com/office/word/2010/wordprocessingDrawing" xmlns:wp="http://schemas.openxmlformats.org/drawingml/2006/wordprocessingDrawing" xmlns:w10="urn:schemas-microsoft-com:office:word" xmlns:w="http://schemas.openxmlformats.org/wordprocessingml/2006/main" xmlns:w14="http://schemas.microsoft.com/office/word/2010/wordml" xmlns:w15="http://schemas.microsoft.com/office/word/2012/wordml" xmlns:w16cex="http://schemas.microsoft.com/office/word/2018/wordml/cex" xmlns:w16cid="http://schemas.microsoft.com/office/word/2016/wordml/cid" xmlns:w16="http://schemas.microsoft.com/office/word/2018/wordml" xmlns:w16du="http://schemas.microsoft.com/office/word/2023/wordml/word16du" xmlns:w16sdtdh="http://schemas.microsoft.com/office/word/2020/wordml/sdtdatahash" xmlns:w16sdtfl="http://schemas.microsoft.com/office/word/2024/wordml/sdtformatlock" xmlns:w16se="http://schemas.microsoft.com/office/word/2015/wordml/symex" xmlns:wpg="http://schemas.microsoft.com/office/word/2010/wordprocessingGroup" xmlns:wpi="http://schemas.microsoft.com/office/word/2010/wordprocessingInk" xmlns:wne="http://schemas.microsoft.com/office/word/2006/wordml" xmlns:wps="http://schemas.microsoft.com/office/word/2010/wordprocessingShape" mc:Ignorable="w14 w15 w16se w16cid w16 w16cex w16sdtdh w16sdtfl w16du wp14">
   <w:body>
     <w:p>
       <w:pPr>
@@ -379,9 +379,9 @@
           <w:tab w:val="left" w:pos="2268"/>
         </w:tabs>
         <w:bidi/>
-        <w:spacing w:line="276" w:lineRule="auto"/>
-        <w:rPr>
-          <w:rFonts w:ascii="Calibri" w:hAnsi="Calibri" w:cs="Calibri" w:hint="cs"/>
+        <w:spacing w:after="0" w:line="276" w:lineRule="auto"/>
+        <w:rPr>
+          <w:rFonts w:ascii="Calibri" w:hAnsi="Calibri" w:cs="Calibri"/>
           <w:color w:val="404040" w:themeColor="text1" w:themeTint="BF"/>
           <w:sz w:val="22"/>
           <w:szCs w:val="22"/>
@@ -419,11 +419,57 @@
           <w:rtl/>
           <w:lang w:val="en-US"/>
         </w:rPr>
-        <w:t xml:space="preserve"> עם 3+ שנות נסיון ב-</w:t>
-      </w:r>
-      <w:r>
-        <w:rPr>
-          <w:rFonts w:ascii="Calibri" w:hAnsi="Calibri" w:cs="Calibri"/>
+        <w:t xml:space="preserve"> </w:t>
+      </w:r>
+      <w:r>
+        <w:rPr>
+          <w:rFonts w:ascii="Calibri" w:hAnsi="Calibri" w:cs="Calibri" w:hint="cs"/>
+          <w:color w:val="404040" w:themeColor="text1" w:themeTint="BF"/>
+          <w:sz w:val="22"/>
+          <w:szCs w:val="22"/>
+          <w:rtl/>
+          <w:lang w:val="en-US"/>
+        </w:rPr>
+        <w:t xml:space="preserve">מנוסה </w:t>
+      </w:r>
+      <w:r>
+        <w:rPr>
+          <w:rFonts w:ascii="Calibri" w:hAnsi="Calibri" w:cs="Calibri" w:hint="cs"/>
+          <w:color w:val="404040" w:themeColor="text1" w:themeTint="BF"/>
+          <w:sz w:val="22"/>
+          <w:szCs w:val="22"/>
+          <w:rtl/>
+          <w:lang w:val="en-US"/>
+        </w:rPr>
+        <w:t xml:space="preserve">עם  </w:t>
+      </w:r>
+      <w:r>
+        <w:rPr>
+          <w:rFonts w:ascii="Calibri" w:hAnsi="Calibri" w:cs="Calibri" w:hint="cs"/>
+          <w:color w:val="404040" w:themeColor="text1" w:themeTint="BF"/>
+          <w:sz w:val="22"/>
+          <w:szCs w:val="22"/>
+          <w:rtl/>
+          <w:lang w:val="en-US"/>
+        </w:rPr>
+        <w:t>ידע</w:t>
+      </w:r>
+      <w:r>
+        <w:rPr>
+          <w:rFonts w:ascii="Calibri" w:hAnsi="Calibri" w:cs="Calibri" w:hint="cs"/>
+          <w:color w:val="404040" w:themeColor="text1" w:themeTint="BF"/>
+          <w:sz w:val="22"/>
+          <w:szCs w:val="22"/>
+          <w:rtl/>
+          <w:lang w:val="en-US"/>
+        </w:rPr>
+        <w:t xml:space="preserve"> ב-</w:t>
+      </w:r>
+      <w:r>
+        <w:rPr>
+          <w:rFonts w:ascii="Calibri" w:hAnsi="Calibri" w:cs="Calibri"/>
+          <w:b/>
+          <w:bCs/>
           <w:color w:val="404040" w:themeColor="text1" w:themeTint="BF"/>
           <w:sz w:val="22"/>
           <w:szCs w:val="22"/>
@@ -434,6 +480,8 @@
       <w:r>
         <w:rPr>
           <w:rFonts w:ascii="Calibri" w:hAnsi="Calibri" w:cs="Calibri" w:hint="cs"/>
+          <w:b/>
+          <w:bCs/>
           <w:color w:val="404040" w:themeColor="text1" w:themeTint="BF"/>
           <w:sz w:val="22"/>
           <w:szCs w:val="22"/>
@@ -445,6 +493,8 @@
       <w:r>
         <w:rPr>
           <w:rFonts w:ascii="Calibri" w:hAnsi="Calibri" w:cs="Calibri"/>
+          <w:b/>
+          <w:bCs/>
           <w:color w:val="404040" w:themeColor="text1" w:themeTint="BF"/>
           <w:sz w:val="22"/>
           <w:szCs w:val="22"/>
@@ -455,6 +505,8 @@
       <w:r>
         <w:rPr>
           <w:rFonts w:ascii="Calibri" w:hAnsi="Calibri" w:cs="Calibri"/>
+          <w:b/>
+          <w:bCs/>
           <w:color w:val="404040" w:themeColor="text1" w:themeTint="BF"/>
           <w:sz w:val="22"/>
           <w:szCs w:val="22"/>
@@ -465,6 +517,8 @@
       <w:r>
         <w:rPr>
           <w:rFonts w:ascii="Calibri" w:hAnsi="Calibri" w:cs="Calibri" w:hint="cs"/>
+          <w:b/>
+          <w:bCs/>
           <w:color w:val="404040" w:themeColor="text1" w:themeTint="BF"/>
           <w:sz w:val="22"/>
           <w:szCs w:val="22"/>
@@ -476,6 +530,8 @@
       <w:r>
         <w:rPr>
           <w:rFonts w:ascii="Calibri" w:hAnsi="Calibri" w:cs="Calibri"/>
+          <w:b/>
+          <w:bCs/>
           <w:color w:val="404040" w:themeColor="text1" w:themeTint="BF"/>
           <w:sz w:val="22"/>
           <w:szCs w:val="22"/>
@@ -492,11 +548,120 @@
           <w:rtl/>
           <w:lang w:val="en-US"/>
         </w:rPr>
-        <w:t xml:space="preserve">. חרוץ בלפתור בעיות מורכבות ובניית מערכות יעילות ורחבות. בעל יכולת למידה עצמית מהירה, חשיבה אנליטית וכישורי תקשורת חזקים. ממוקד במתן פתרונות איכותיים. </w:t>
+        <w:t>, בניית מערכות יציבות ויעילות.</w:t>
       </w:r>
     </w:p>
     <w:p>
       <w:pPr>
+        <w:tabs>
+          <w:tab w:val="left" w:pos="2268"/>
+        </w:tabs>
+        <w:bidi/>
+        <w:spacing w:after="0" w:line="276" w:lineRule="auto"/>
+        <w:rPr>
+          <w:rFonts w:ascii="Calibri" w:hAnsi="Calibri" w:cs="Calibri"/>
+          <w:color w:val="404040" w:themeColor="text1" w:themeTint="BF"/>
+          <w:sz w:val="22"/>
+          <w:szCs w:val="22"/>
+          <w:rtl/>
+          <w:lang w:val="en-US"/>
+        </w:rPr>
+      </w:pPr>
+      <w:r>
+        <w:rPr>
+          <w:rFonts w:ascii="Calibri" w:hAnsi="Calibri" w:cs="Calibri" w:hint="cs"/>
+          <w:color w:val="404040" w:themeColor="text1" w:themeTint="BF"/>
+          <w:sz w:val="22"/>
+          <w:szCs w:val="22"/>
+          <w:rtl/>
+          <w:lang w:val="en-US"/>
+        </w:rPr>
+        <w:t>כרגע משתתף בפיתוח צד ה-</w:t>
+      </w:r>
+      <w:r>
+        <w:rPr>
+          <w:rFonts w:ascii="Calibri" w:hAnsi="Calibri" w:cs="Calibri"/>
+          <w:color w:val="404040" w:themeColor="text1" w:themeTint="BF"/>
+          <w:sz w:val="22"/>
+          <w:szCs w:val="22"/>
+          <w:lang w:val="en-US"/>
+        </w:rPr>
+        <w:t>embedded</w:t>
+      </w:r>
+      <w:r>
+        <w:rPr>
+          <w:rFonts w:ascii="Calibri" w:hAnsi="Calibri" w:cs="Calibri" w:hint="cs"/>
+          <w:color w:val="404040" w:themeColor="text1" w:themeTint="BF"/>
+          <w:sz w:val="22"/>
+          <w:szCs w:val="22"/>
+          <w:rtl/>
+          <w:lang w:val="en-US"/>
+        </w:rPr>
+        <w:t xml:space="preserve"> ב-</w:t>
+      </w:r>
+      <w:r>
+        <w:rPr>
+          <w:rFonts w:ascii="Calibri" w:hAnsi="Calibri" w:cs="Calibri"/>
+          <w:color w:val="404040" w:themeColor="text1" w:themeTint="BF"/>
+          <w:sz w:val="22"/>
+          <w:szCs w:val="22"/>
+          <w:lang w:val="en-US"/>
+        </w:rPr>
+        <w:t>C++</w:t>
+      </w:r>
+      <w:r>
+        <w:rPr>
+          <w:rFonts w:ascii="Calibri" w:hAnsi="Calibri" w:cs="Calibri" w:hint="cs"/>
+          <w:color w:val="404040" w:themeColor="text1" w:themeTint="BF"/>
+          <w:sz w:val="22"/>
+          <w:szCs w:val="22"/>
+          <w:rtl/>
+          <w:lang w:val="en-US"/>
+        </w:rPr>
+        <w:t>.</w:t>
+      </w:r>
+    </w:p>
+    <w:p>
+      <w:pPr>
+        <w:tabs>
+          <w:tab w:val="left" w:pos="2268"/>
+        </w:tabs>
+        <w:bidi/>
+        <w:spacing w:line="276" w:lineRule="auto"/>
+        <w:rPr>
+          <w:rFonts w:ascii="Calibri" w:hAnsi="Calibri" w:cs="Calibri"/>
+          <w:color w:val="404040" w:themeColor="text1" w:themeTint="BF"/>
+          <w:sz w:val="22"/>
+          <w:szCs w:val="22"/>
+          <w:rtl/>
+          <w:lang w:val="en-US"/>
+        </w:rPr>
+      </w:pPr>
+      <w:r>
+        <w:rPr>
+          <w:rFonts w:ascii="Calibri" w:hAnsi="Calibri" w:cs="Calibri" w:hint="cs"/>
+          <w:color w:val="404040" w:themeColor="text1" w:themeTint="BF"/>
+          <w:sz w:val="22"/>
+          <w:szCs w:val="22"/>
+          <w:rtl/>
+          <w:lang w:val="en-US"/>
+        </w:rPr>
+        <w:t>מפוקס בארכיטקטורה נקייה, ביצועים ושיתוף פעולה יעיל עם הצוותים.</w:t>
+      </w:r>
+      <w:r>
+        <w:rPr>
+          <w:rFonts w:ascii="Calibri" w:hAnsi="Calibri" w:cs="Calibri" w:hint="cs"/>
+          <w:color w:val="404040" w:themeColor="text1" w:themeTint="BF"/>
+          <w:sz w:val="22"/>
+          <w:szCs w:val="22"/>
+          <w:rtl/>
+          <w:lang w:val="en-US"/>
+        </w:rPr>
+        <w:t xml:space="preserve"> </w:t>
+      </w:r>
+    </w:p>
+    <w:p>
+      <w:pPr>
         <w:pStyle w:val="Style1"/>
         <w:rPr>
           <w:i/>
@@ -513,7 +678,7 @@
     </w:p>
     <w:p>
       <w:pPr>
-        <w:spacing w:line="240" w:lineRule="auto"/>
+        <w:spacing w:after="0" w:line="240" w:lineRule="auto"/>
         <w:rPr>
           <w:rFonts w:ascii="Calibri" w:hAnsi="Calibri" w:cs="Calibri"/>
           <w:color w:val="404040" w:themeColor="text1" w:themeTint="BF"/>
@@ -540,122 +705,54 @@
           <w:szCs w:val="22"/>
           <w:lang w:val="en-US"/>
         </w:rPr>
-        <w:t xml:space="preserve">: </w:t>
-      </w:r>
-      <w:r>
-        <w:rPr>
-          <w:rFonts w:ascii="Calibri" w:hAnsi="Calibri" w:cs="Calibri"/>
-          <w:color w:val="404040" w:themeColor="text1" w:themeTint="BF"/>
-          <w:sz w:val="22"/>
-          <w:szCs w:val="22"/>
-          <w:lang w:val="en-US"/>
-        </w:rPr>
-        <w:t xml:space="preserve">C#, </w:t>
-      </w:r>
-      <w:r>
-        <w:rPr>
-          <w:rFonts w:ascii="Calibri" w:hAnsi="Calibri" w:cs="Calibri"/>
-          <w:color w:val="404040" w:themeColor="text1" w:themeTint="BF"/>
-          <w:sz w:val="22"/>
-          <w:szCs w:val="22"/>
-          <w:lang w:val="en-US"/>
-        </w:rPr>
-        <w:t>.N</w:t>
-      </w:r>
-      <w:r>
-        <w:rPr>
-          <w:rFonts w:ascii="Calibri" w:hAnsi="Calibri" w:cs="Calibri"/>
-          <w:color w:val="404040" w:themeColor="text1" w:themeTint="BF"/>
-          <w:sz w:val="22"/>
-          <w:szCs w:val="22"/>
-          <w:lang w:val="en-US"/>
-        </w:rPr>
-        <w:t>ET</w:t>
-      </w:r>
-      <w:r>
-        <w:rPr>
-          <w:rFonts w:ascii="Calibri" w:hAnsi="Calibri" w:cs="Calibri"/>
-          <w:color w:val="404040" w:themeColor="text1" w:themeTint="BF"/>
-          <w:sz w:val="22"/>
-          <w:szCs w:val="22"/>
-          <w:lang w:val="en-US"/>
-        </w:rPr>
-        <w:t>,</w:t>
-      </w:r>
-      <w:r>
-        <w:rPr>
-          <w:rFonts w:ascii="Calibri" w:hAnsi="Calibri" w:cs="Calibri"/>
-          <w:color w:val="404040" w:themeColor="text1" w:themeTint="BF"/>
-          <w:sz w:val="22"/>
-          <w:szCs w:val="22"/>
-          <w:lang w:val="en-US"/>
-        </w:rPr>
-        <w:t xml:space="preserve"> ASP.N</w:t>
-      </w:r>
-      <w:r>
-        <w:rPr>
-          <w:rFonts w:ascii="Calibri" w:hAnsi="Calibri" w:cs="Calibri"/>
-          <w:color w:val="404040" w:themeColor="text1" w:themeTint="BF"/>
-          <w:sz w:val="22"/>
-          <w:szCs w:val="22"/>
-          <w:lang w:val="en-US"/>
-        </w:rPr>
-        <w:t>ET</w:t>
-      </w:r>
-      <w:r>
-        <w:rPr>
-          <w:rFonts w:ascii="Calibri" w:hAnsi="Calibri" w:cs="Calibri"/>
-          <w:color w:val="404040" w:themeColor="text1" w:themeTint="BF"/>
-          <w:sz w:val="22"/>
-          <w:szCs w:val="22"/>
-          <w:lang w:val="en-US"/>
-        </w:rPr>
-        <w:t>,</w:t>
-      </w:r>
-      <w:r>
-        <w:rPr>
-          <w:rFonts w:ascii="Calibri" w:hAnsi="Calibri" w:cs="Calibri"/>
-          <w:color w:val="404040" w:themeColor="text1" w:themeTint="BF"/>
-          <w:sz w:val="22"/>
-          <w:szCs w:val="22"/>
-          <w:lang w:val="en-US"/>
-        </w:rPr>
-        <w:t xml:space="preserve"> </w:t>
-      </w:r>
-      <w:r>
-        <w:rPr>
-          <w:rFonts w:ascii="Calibri" w:hAnsi="Calibri" w:cs="Calibri"/>
-          <w:color w:val="404040" w:themeColor="text1" w:themeTint="BF"/>
-          <w:sz w:val="22"/>
-          <w:szCs w:val="22"/>
-          <w:lang w:val="en-US"/>
-        </w:rPr>
-        <w:t>Node</w:t>
-      </w:r>
-      <w:r>
-        <w:rPr>
-          <w:rFonts w:ascii="Calibri" w:hAnsi="Calibri" w:cs="Calibri"/>
-          <w:color w:val="404040" w:themeColor="text1" w:themeTint="BF"/>
-          <w:sz w:val="22"/>
-          <w:szCs w:val="22"/>
-          <w:lang w:val="en-US"/>
-        </w:rPr>
-        <w:t>.js</w:t>
-      </w:r>
-      <w:r>
-        <w:rPr>
-          <w:rFonts w:ascii="Calibri" w:hAnsi="Calibri" w:cs="Calibri"/>
-          <w:color w:val="404040" w:themeColor="text1" w:themeTint="BF"/>
-          <w:sz w:val="22"/>
-          <w:szCs w:val="22"/>
-          <w:lang w:val="en-US"/>
-        </w:rPr>
-        <w:t>, SQL</w:t>
-      </w:r>
+        <w:t>: C#,</w:t>
+      </w:r>
+      <w:r>
+        <w:rPr>
+          <w:rFonts w:ascii="Calibri" w:hAnsi="Calibri" w:cs="Calibri"/>
+          <w:color w:val="404040" w:themeColor="text1" w:themeTint="BF"/>
+          <w:sz w:val="22"/>
+          <w:szCs w:val="22"/>
+          <w:lang w:val="en-US"/>
+        </w:rPr>
+        <w:t xml:space="preserve"> C++,</w:t>
+      </w:r>
+      <w:r>
+        <w:rPr>
+          <w:rFonts w:ascii="Calibri" w:hAnsi="Calibri" w:cs="Calibri"/>
+          <w:color w:val="404040" w:themeColor="text1" w:themeTint="BF"/>
+          <w:sz w:val="22"/>
+          <w:szCs w:val="22"/>
+          <w:lang w:val="en-US"/>
+        </w:rPr>
+        <w:t xml:space="preserve"> .NET, ASP.NET, Node.js, SQL</w:t>
+      </w:r>
+      <w:r>
+        <w:rPr>
+          <w:rFonts w:ascii="Calibri" w:hAnsi="Calibri" w:cs="Calibri"/>
+          <w:color w:val="404040" w:themeColor="text1" w:themeTint="BF"/>
+          <w:sz w:val="22"/>
+          <w:szCs w:val="22"/>
+          <w:lang w:val="en-US"/>
+        </w:rPr>
+        <w:t xml:space="preserve">, MQTT, </w:t>
+      </w:r>
+      <w:proofErr w:type="spellStart"/>
+      <w:r>
+        <w:rPr>
+          <w:rFonts w:ascii="Calibri" w:hAnsi="Calibri" w:cs="Calibri"/>
+          <w:color w:val="404040" w:themeColor="text1" w:themeTint="BF"/>
+          <w:sz w:val="22"/>
+          <w:szCs w:val="22"/>
+          <w:lang w:val="en-US"/>
+        </w:rPr>
+        <w:t>CMake</w:t>
+      </w:r>
+      <w:proofErr w:type="spellEnd"/>
     </w:p>
     <w:p>
       <w:pPr>
-        <w:spacing w:line="240" w:lineRule="auto"/>
+        <w:spacing w:after="0" w:line="240" w:lineRule="auto"/>
         <w:rPr>
           <w:rFonts w:ascii="Calibri" w:hAnsi="Calibri" w:cs="Calibri"/>
           <w:color w:val="404040" w:themeColor="text1" w:themeTint="BF"/>
@@ -702,132 +799,22 @@
           <w:szCs w:val="22"/>
           <w:lang w:val="en-US"/>
         </w:rPr>
-        <w:t>: R</w:t>
-      </w:r>
-      <w:r>
-        <w:rPr>
-          <w:rFonts w:ascii="Calibri" w:hAnsi="Calibri" w:cs="Calibri"/>
-          <w:color w:val="404040" w:themeColor="text1" w:themeTint="BF"/>
-          <w:sz w:val="22"/>
-          <w:szCs w:val="22"/>
-          <w:lang w:val="en-US"/>
-        </w:rPr>
-        <w:t>EST</w:t>
-      </w:r>
-      <w:r>
-        <w:rPr>
-          <w:rFonts w:ascii="Calibri" w:hAnsi="Calibri" w:cs="Calibri"/>
-          <w:color w:val="404040" w:themeColor="text1" w:themeTint="BF"/>
-          <w:sz w:val="22"/>
-          <w:szCs w:val="22"/>
-          <w:lang w:val="en-US"/>
-        </w:rPr>
-        <w:t xml:space="preserve"> </w:t>
-      </w:r>
-      <w:r>
-        <w:rPr>
-          <w:rFonts w:ascii="Calibri" w:hAnsi="Calibri" w:cs="Calibri"/>
-          <w:color w:val="404040" w:themeColor="text1" w:themeTint="BF"/>
-          <w:sz w:val="22"/>
-          <w:szCs w:val="22"/>
-          <w:lang w:val="en-US"/>
-        </w:rPr>
-        <w:t>API</w:t>
-      </w:r>
-      <w:r>
-        <w:rPr>
-          <w:rFonts w:ascii="Calibri" w:hAnsi="Calibri" w:cs="Calibri"/>
-          <w:color w:val="404040" w:themeColor="text1" w:themeTint="BF"/>
-          <w:sz w:val="22"/>
-          <w:szCs w:val="22"/>
-          <w:lang w:val="en-US"/>
-        </w:rPr>
-        <w:t>s</w:t>
-      </w:r>
-      <w:r>
-        <w:rPr>
-          <w:rFonts w:ascii="Calibri" w:hAnsi="Calibri" w:cs="Calibri"/>
-          <w:color w:val="404040" w:themeColor="text1" w:themeTint="BF"/>
-          <w:sz w:val="22"/>
-          <w:szCs w:val="22"/>
-          <w:lang w:val="en-US"/>
-        </w:rPr>
-        <w:t xml:space="preserve">, </w:t>
-      </w:r>
-      <w:r>
-        <w:rPr>
-          <w:rFonts w:ascii="Calibri" w:hAnsi="Calibri" w:cs="Calibri"/>
-          <w:color w:val="404040" w:themeColor="text1" w:themeTint="BF"/>
-          <w:sz w:val="22"/>
-          <w:szCs w:val="22"/>
-          <w:lang w:val="en-US"/>
-        </w:rPr>
-        <w:t>Windows</w:t>
-      </w:r>
-      <w:r>
-        <w:rPr>
-          <w:rFonts w:ascii="Calibri" w:hAnsi="Calibri" w:cs="Calibri"/>
-          <w:color w:val="404040" w:themeColor="text1" w:themeTint="BF"/>
-          <w:sz w:val="22"/>
-          <w:szCs w:val="22"/>
-          <w:lang w:val="en-US"/>
-        </w:rPr>
-        <w:t xml:space="preserve"> Services</w:t>
-      </w:r>
-      <w:r>
-        <w:rPr>
-          <w:rFonts w:ascii="Calibri" w:hAnsi="Calibri" w:cs="Calibri"/>
-          <w:color w:val="404040" w:themeColor="text1" w:themeTint="BF"/>
-          <w:sz w:val="22"/>
-          <w:szCs w:val="22"/>
-          <w:lang w:val="en-US"/>
-        </w:rPr>
-        <w:t>, D</w:t>
-      </w:r>
-      <w:r>
-        <w:rPr>
-          <w:rFonts w:ascii="Calibri" w:hAnsi="Calibri" w:cs="Calibri"/>
-          <w:color w:val="404040" w:themeColor="text1" w:themeTint="BF"/>
-          <w:sz w:val="22"/>
-          <w:szCs w:val="22"/>
-          <w:lang w:val="en-US"/>
-        </w:rPr>
-        <w:t>ata</w:t>
-      </w:r>
-      <w:r>
-        <w:rPr>
-          <w:rFonts w:ascii="Calibri" w:hAnsi="Calibri" w:cs="Calibri"/>
-          <w:color w:val="404040" w:themeColor="text1" w:themeTint="BF"/>
-          <w:sz w:val="22"/>
-          <w:szCs w:val="22"/>
-          <w:lang w:val="en-US"/>
-        </w:rPr>
-        <w:t>b</w:t>
-      </w:r>
-      <w:r>
-        <w:rPr>
-          <w:rFonts w:ascii="Calibri" w:hAnsi="Calibri" w:cs="Calibri"/>
-          <w:color w:val="404040" w:themeColor="text1" w:themeTint="BF"/>
-          <w:sz w:val="22"/>
-          <w:szCs w:val="22"/>
-          <w:lang w:val="en-US"/>
-        </w:rPr>
-        <w:t>ase</w:t>
-      </w:r>
-      <w:r>
-        <w:rPr>
-          <w:rFonts w:ascii="Calibri" w:hAnsi="Calibri" w:cs="Calibri"/>
-          <w:color w:val="404040" w:themeColor="text1" w:themeTint="BF"/>
-          <w:sz w:val="22"/>
-          <w:szCs w:val="22"/>
-          <w:lang w:val="en-US"/>
-        </w:rPr>
-        <w:t xml:space="preserve"> Design</w:t>
+        <w:t>: REST APIs, Windows Services, Database Design</w:t>
+      </w:r>
+      <w:r>
+        <w:rPr>
+          <w:rFonts w:ascii="Calibri" w:hAnsi="Calibri" w:cs="Calibri"/>
+          <w:color w:val="404040" w:themeColor="text1" w:themeTint="BF"/>
+          <w:sz w:val="22"/>
+          <w:szCs w:val="22"/>
+          <w:lang w:val="en-US"/>
+        </w:rPr>
+        <w:t>, System Design</w:t>
       </w:r>
     </w:p>
     <w:p>
       <w:pPr>
-        <w:spacing w:line="240" w:lineRule="auto"/>
+        <w:spacing w:after="0" w:line="240" w:lineRule="auto"/>
         <w:rPr>
           <w:rFonts w:ascii="Calibri" w:hAnsi="Calibri" w:cs="Calibri"/>
           <w:color w:val="404040" w:themeColor="text1" w:themeTint="BF"/>
@@ -854,27 +841,7 @@
           <w:szCs w:val="22"/>
           <w:lang w:val="en-US"/>
         </w:rPr>
-        <w:t xml:space="preserve">: CI/CD, Docker, </w:t>
-      </w:r>
-      <w:r>
-        <w:rPr>
-          <w:rFonts w:ascii="Calibri" w:hAnsi="Calibri" w:cs="Calibri"/>
-          <w:color w:val="404040" w:themeColor="text1" w:themeTint="BF"/>
-          <w:sz w:val="22"/>
-          <w:szCs w:val="22"/>
-          <w:lang w:val="en-US"/>
-        </w:rPr>
-        <w:t>Git, Jira</w:t>
-      </w:r>
-      <w:r>
-        <w:rPr>
-          <w:rFonts w:ascii="Calibri" w:hAnsi="Calibri" w:cs="Calibri"/>
-          <w:color w:val="404040" w:themeColor="text1" w:themeTint="BF"/>
-          <w:sz w:val="22"/>
-          <w:szCs w:val="22"/>
-          <w:lang w:val="en-US"/>
-        </w:rPr>
-        <w:t>, Agile</w:t>
+        <w:t>: CI/CD, Docker, Git, Jira, Agile</w:t>
       </w:r>
     </w:p>
     <w:p>
@@ -906,27 +873,7 @@
           <w:szCs w:val="22"/>
           <w:lang w:val="en-US"/>
         </w:rPr>
-        <w:t xml:space="preserve">: </w:t>
-      </w:r>
-      <w:r>
-        <w:rPr>
-          <w:rFonts w:ascii="Calibri" w:hAnsi="Calibri" w:cs="Calibri"/>
-          <w:color w:val="404040" w:themeColor="text1" w:themeTint="BF"/>
-          <w:sz w:val="22"/>
-          <w:szCs w:val="22"/>
-          <w:lang w:val="en-US"/>
-        </w:rPr>
-        <w:t xml:space="preserve">WinForms, </w:t>
-      </w:r>
-      <w:r>
-        <w:rPr>
-          <w:rFonts w:ascii="Calibri" w:hAnsi="Calibri" w:cs="Calibri"/>
-          <w:color w:val="404040" w:themeColor="text1" w:themeTint="BF"/>
-          <w:sz w:val="22"/>
-          <w:szCs w:val="22"/>
-          <w:lang w:val="en-US"/>
-        </w:rPr>
-        <w:t>Kubernetes, Grafana, Angular, React, Flutter</w:t>
+        <w:t>: WinForms, Kubernetes, Grafana, Angular, React, Flutter</w:t>
       </w:r>
     </w:p>
     <w:p>
@@ -978,7 +925,7 @@
               <w:bidi/>
               <w:spacing w:line="276" w:lineRule="auto"/>
               <w:rPr>
-                <w:rFonts w:ascii="Calibri" w:hAnsi="Calibri" w:cs="Calibri" w:hint="cs"/>
+                <w:rFonts w:ascii="Calibri" w:hAnsi="Calibri" w:cs="Calibri"/>
                 <w:color w:val="808080" w:themeColor="background1" w:themeShade="80"/>
                 <w:rtl/>
                 <w:lang w:val="en-US"/>
@@ -998,9 +945,26 @@
                 <w:rFonts w:ascii="Calibri" w:hAnsi="Calibri" w:cs="Calibri"/>
                 <w:b/>
                 <w:bCs/>
+              </w:rPr>
+              <w:t xml:space="preserve"> </w:t>
+            </w:r>
+            <w:r>
+              <w:rPr>
+                <w:rFonts w:ascii="Calibri" w:hAnsi="Calibri" w:cs="Calibri"/>
+                <w:b/>
+                <w:bCs/>
                 <w:lang w:val="en-US"/>
               </w:rPr>
               <w:t>Backend</w:t>
+            </w:r>
+            <w:r>
+              <w:rPr>
+                <w:rFonts w:ascii="Calibri" w:hAnsi="Calibri" w:cs="Calibri"/>
+                <w:b/>
+                <w:bCs/>
+                <w:lang w:val="en-US"/>
+              </w:rPr>
+              <w:t xml:space="preserve"> &amp; Embedded</w:t>
             </w:r>
             <w:r>
               <w:rPr>
@@ -1107,11 +1071,25 @@
           <w:szCs w:val="22"/>
           <w:rtl/>
         </w:rPr>
-        <w:t xml:space="preserve">פיתוח בקרים חכמים בעזרת </w:t>
-      </w:r>
-      <w:r>
-        <w:rPr>
-          <w:rFonts w:ascii="Calibri" w:hAnsi="Calibri" w:cs="Calibri"/>
+        <w:t>פיתוח בקרים חכמים בעזרת</w:t>
+      </w:r>
+      <w:r>
+        <w:rPr>
+          <w:rFonts w:ascii="Calibri" w:hAnsi="Calibri" w:cs="Calibri" w:hint="cs"/>
+          <w:b/>
+          <w:bCs/>
+          <w:color w:val="404040" w:themeColor="text1" w:themeTint="BF"/>
+          <w:sz w:val="22"/>
+          <w:szCs w:val="22"/>
+          <w:rtl/>
+        </w:rPr>
+        <w:t xml:space="preserve"> </w:t>
+      </w:r>
+      <w:r>
+        <w:rPr>
+          <w:rFonts w:ascii="Calibri" w:hAnsi="Calibri" w:cs="Calibri"/>
+          <w:b/>
+          <w:bCs/>
           <w:color w:val="404040" w:themeColor="text1" w:themeTint="BF"/>
           <w:sz w:val="22"/>
           <w:szCs w:val="22"/>
@@ -1122,6 +1100,84 @@
       <w:r>
         <w:rPr>
           <w:rFonts w:ascii="Calibri" w:hAnsi="Calibri" w:cs="Calibri" w:hint="cs"/>
+          <w:b/>
+          <w:bCs/>
+          <w:color w:val="404040" w:themeColor="text1" w:themeTint="BF"/>
+          <w:sz w:val="22"/>
+          <w:szCs w:val="22"/>
+          <w:rtl/>
+          <w:lang w:val="en-US"/>
+        </w:rPr>
+        <w:t xml:space="preserve"> </w:t>
+      </w:r>
+      <w:r>
+        <w:rPr>
+          <w:rFonts w:ascii="Calibri" w:hAnsi="Calibri" w:cs="Calibri" w:hint="cs"/>
+          <w:b/>
+          <w:bCs/>
+          <w:color w:val="404040" w:themeColor="text1" w:themeTint="BF"/>
+          <w:sz w:val="22"/>
+          <w:szCs w:val="22"/>
+          <w:rtl/>
+          <w:lang w:val="en-US"/>
+        </w:rPr>
+        <w:t>,</w:t>
+      </w:r>
+      <w:r>
+        <w:rPr>
+          <w:rFonts w:ascii="Calibri" w:hAnsi="Calibri" w:cs="Calibri"/>
+          <w:b/>
+          <w:bCs/>
+          <w:color w:val="404040" w:themeColor="text1" w:themeTint="BF"/>
+          <w:sz w:val="22"/>
+          <w:szCs w:val="22"/>
+          <w:lang w:val="en-US"/>
+        </w:rPr>
+        <w:t xml:space="preserve"> C++</w:t>
+      </w:r>
+      <w:r>
+        <w:rPr>
+          <w:rFonts w:ascii="Calibri" w:hAnsi="Calibri" w:cs="Calibri" w:hint="cs"/>
+          <w:b/>
+          <w:bCs/>
+          <w:color w:val="404040" w:themeColor="text1" w:themeTint="BF"/>
+          <w:sz w:val="22"/>
+          <w:szCs w:val="22"/>
+          <w:rtl/>
+          <w:lang w:val="en-US"/>
+        </w:rPr>
+        <w:t>,</w:t>
+      </w:r>
+      <w:r>
+        <w:rPr>
+          <w:rFonts w:ascii="Calibri" w:hAnsi="Calibri" w:cs="Calibri" w:hint="cs"/>
+          <w:b/>
+          <w:bCs/>
+          <w:color w:val="404040" w:themeColor="text1" w:themeTint="BF"/>
+          <w:sz w:val="22"/>
+          <w:szCs w:val="22"/>
+          <w:rtl/>
+          <w:lang w:val="en-US"/>
+        </w:rPr>
+        <w:t xml:space="preserve"> </w:t>
+      </w:r>
+      <w:r>
+        <w:rPr>
+          <w:rFonts w:ascii="Calibri" w:hAnsi="Calibri" w:cs="Calibri"/>
+          <w:b/>
+          <w:bCs/>
+          <w:color w:val="404040" w:themeColor="text1" w:themeTint="BF"/>
+          <w:sz w:val="22"/>
+          <w:szCs w:val="22"/>
+          <w:lang w:val="en-US"/>
+        </w:rPr>
+        <w:t>.NET</w:t>
+      </w:r>
+      <w:r>
+        <w:rPr>
+          <w:rFonts w:ascii="Calibri" w:hAnsi="Calibri" w:cs="Calibri" w:hint="cs"/>
+          <w:b/>
+          <w:bCs/>
           <w:color w:val="404040" w:themeColor="text1" w:themeTint="BF"/>
           <w:sz w:val="22"/>
           <w:szCs w:val="22"/>
@@ -1133,16 +1189,20 @@
       <w:r>
         <w:rPr>
           <w:rFonts w:ascii="Calibri" w:hAnsi="Calibri" w:cs="Calibri"/>
-          <w:color w:val="404040" w:themeColor="text1" w:themeTint="BF"/>
-          <w:sz w:val="22"/>
-          <w:szCs w:val="22"/>
-          <w:lang w:val="en-US"/>
-        </w:rPr>
-        <w:t>.NET</w:t>
-      </w:r>
-      <w:r>
-        <w:rPr>
-          <w:rFonts w:ascii="Calibri" w:hAnsi="Calibri" w:cs="Calibri" w:hint="cs"/>
+          <w:b/>
+          <w:bCs/>
+          <w:color w:val="404040" w:themeColor="text1" w:themeTint="BF"/>
+          <w:sz w:val="22"/>
+          <w:szCs w:val="22"/>
+          <w:lang w:val="en-US"/>
+        </w:rPr>
+        <w:t>Node.js</w:t>
+      </w:r>
+      <w:r>
+        <w:rPr>
+          <w:rFonts w:ascii="Calibri" w:hAnsi="Calibri" w:cs="Calibri" w:hint="cs"/>
+          <w:b/>
+          <w:bCs/>
           <w:color w:val="404040" w:themeColor="text1" w:themeTint="BF"/>
           <w:sz w:val="22"/>
           <w:szCs w:val="22"/>
@@ -1154,16 +1214,20 @@
       <w:r>
         <w:rPr>
           <w:rFonts w:ascii="Calibri" w:hAnsi="Calibri" w:cs="Calibri"/>
-          <w:color w:val="404040" w:themeColor="text1" w:themeTint="BF"/>
-          <w:sz w:val="22"/>
-          <w:szCs w:val="22"/>
-          <w:lang w:val="en-US"/>
-        </w:rPr>
-        <w:t>Node.js</w:t>
-      </w:r>
-      <w:r>
-        <w:rPr>
-          <w:rFonts w:ascii="Calibri" w:hAnsi="Calibri" w:cs="Calibri" w:hint="cs"/>
+          <w:b/>
+          <w:bCs/>
+          <w:color w:val="404040" w:themeColor="text1" w:themeTint="BF"/>
+          <w:sz w:val="22"/>
+          <w:szCs w:val="22"/>
+          <w:lang w:val="en-US"/>
+        </w:rPr>
+        <w:t>SQL Server</w:t>
+      </w:r>
+      <w:r>
+        <w:rPr>
+          <w:rFonts w:ascii="Calibri" w:hAnsi="Calibri" w:cs="Calibri" w:hint="cs"/>
+          <w:b/>
+          <w:bCs/>
           <w:color w:val="404040" w:themeColor="text1" w:themeTint="BF"/>
           <w:sz w:val="22"/>
           <w:szCs w:val="22"/>
@@ -1175,16 +1239,20 @@
       <w:r>
         <w:rPr>
           <w:rFonts w:ascii="Calibri" w:hAnsi="Calibri" w:cs="Calibri"/>
-          <w:color w:val="404040" w:themeColor="text1" w:themeTint="BF"/>
-          <w:sz w:val="22"/>
-          <w:szCs w:val="22"/>
-          <w:lang w:val="en-US"/>
-        </w:rPr>
-        <w:t>SQL Server</w:t>
-      </w:r>
-      <w:r>
-        <w:rPr>
-          <w:rFonts w:ascii="Calibri" w:hAnsi="Calibri" w:cs="Calibri" w:hint="cs"/>
+          <w:b/>
+          <w:bCs/>
+          <w:color w:val="404040" w:themeColor="text1" w:themeTint="BF"/>
+          <w:sz w:val="22"/>
+          <w:szCs w:val="22"/>
+          <w:lang w:val="en-US"/>
+        </w:rPr>
+        <w:t>MQTT</w:t>
+      </w:r>
+      <w:r>
+        <w:rPr>
+          <w:rFonts w:ascii="Calibri" w:hAnsi="Calibri" w:cs="Calibri" w:hint="cs"/>
+          <w:b/>
+          <w:bCs/>
           <w:color w:val="404040" w:themeColor="text1" w:themeTint="BF"/>
           <w:sz w:val="22"/>
           <w:szCs w:val="22"/>
@@ -1196,6 +1264,8 @@
       <w:r>
         <w:rPr>
           <w:rFonts w:ascii="Calibri" w:hAnsi="Calibri" w:cs="Calibri"/>
+          <w:b/>
+          <w:bCs/>
           <w:color w:val="404040" w:themeColor="text1" w:themeTint="BF"/>
           <w:sz w:val="22"/>
           <w:szCs w:val="22"/>
@@ -1235,6 +1305,8 @@
       <w:r>
         <w:rPr>
           <w:rFonts w:ascii="Calibri" w:hAnsi="Calibri" w:cs="Calibri"/>
+          <w:b/>
+          <w:bCs/>
           <w:color w:val="404040" w:themeColor="text1" w:themeTint="BF"/>
           <w:sz w:val="22"/>
           <w:szCs w:val="22"/>
@@ -1245,13 +1317,26 @@
       <w:r>
         <w:rPr>
           <w:rFonts w:ascii="Calibri" w:hAnsi="Calibri" w:cs="Calibri" w:hint="cs"/>
-          <w:color w:val="404040" w:themeColor="text1" w:themeTint="BF"/>
-          <w:sz w:val="22"/>
-          <w:szCs w:val="22"/>
-          <w:rtl/>
-          <w:lang w:val="en-US"/>
-        </w:rPr>
-        <w:t xml:space="preserve"> ושרתי תקשורת</w:t>
+          <w:b/>
+          <w:bCs/>
+          <w:color w:val="404040" w:themeColor="text1" w:themeTint="BF"/>
+          <w:sz w:val="22"/>
+          <w:szCs w:val="22"/>
+          <w:rtl/>
+          <w:lang w:val="en-US"/>
+        </w:rPr>
+        <w:t xml:space="preserve"> </w:t>
+      </w:r>
+      <w:r>
+        <w:rPr>
+          <w:rFonts w:ascii="Calibri" w:hAnsi="Calibri" w:cs="Calibri" w:hint="cs"/>
+          <w:color w:val="404040" w:themeColor="text1" w:themeTint="BF"/>
+          <w:sz w:val="22"/>
+          <w:szCs w:val="22"/>
+          <w:rtl/>
+          <w:lang w:val="en-US"/>
+        </w:rPr>
+        <w:t>ושרתי תקשורת</w:t>
       </w:r>
     </w:p>
     <w:p>
@@ -1274,66 +1359,124 @@
       <w:r>
         <w:rPr>
           <w:rFonts w:ascii="Calibri" w:hAnsi="Calibri" w:cs="Calibri" w:hint="cs"/>
-          <w:color w:val="404040" w:themeColor="text1" w:themeTint="BF"/>
-          <w:sz w:val="22"/>
-          <w:szCs w:val="22"/>
-          <w:rtl/>
-          <w:lang w:val="en-US"/>
-        </w:rPr>
-        <w:t xml:space="preserve">עבודה צמודה מול </w:t>
-      </w:r>
-      <w:r>
-        <w:rPr>
-          <w:rFonts w:ascii="Calibri" w:hAnsi="Calibri" w:cs="Calibri"/>
-          <w:color w:val="404040" w:themeColor="text1" w:themeTint="BF"/>
-          <w:sz w:val="22"/>
-          <w:szCs w:val="22"/>
-          <w:lang w:val="en-US"/>
-        </w:rPr>
-        <w:t>Product Manager</w:t>
-      </w:r>
-      <w:r>
-        <w:rPr>
-          <w:rFonts w:ascii="Calibri" w:hAnsi="Calibri" w:cs="Calibri" w:hint="cs"/>
-          <w:color w:val="404040" w:themeColor="text1" w:themeTint="BF"/>
-          <w:sz w:val="22"/>
-          <w:szCs w:val="22"/>
-          <w:rtl/>
-          <w:lang w:val="en-US"/>
-        </w:rPr>
-        <w:t xml:space="preserve"> וצוות </w:t>
-      </w:r>
-      <w:r>
-        <w:rPr>
-          <w:rFonts w:ascii="Calibri" w:hAnsi="Calibri" w:cs="Calibri"/>
-          <w:color w:val="404040" w:themeColor="text1" w:themeTint="BF"/>
-          <w:sz w:val="22"/>
-          <w:szCs w:val="22"/>
-          <w:lang w:val="en-US"/>
-        </w:rPr>
-        <w:t>Embedded</w:t>
-      </w:r>
-      <w:r>
-        <w:rPr>
-          <w:rFonts w:ascii="Calibri" w:hAnsi="Calibri" w:cs="Calibri" w:hint="cs"/>
-          <w:color w:val="404040" w:themeColor="text1" w:themeTint="BF"/>
-          <w:sz w:val="22"/>
-          <w:szCs w:val="22"/>
-          <w:rtl/>
-          <w:lang w:val="en-US"/>
-        </w:rPr>
-        <w:t xml:space="preserve">, </w:t>
-      </w:r>
-      <w:r>
-        <w:rPr>
-          <w:rFonts w:ascii="Calibri" w:hAnsi="Calibri" w:cs="Calibri" w:hint="cs"/>
-          <w:color w:val="404040" w:themeColor="text1" w:themeTint="BF"/>
-          <w:sz w:val="22"/>
-          <w:szCs w:val="22"/>
-          <w:rtl/>
-          <w:lang w:val="en-US"/>
-        </w:rPr>
-        <w:t xml:space="preserve">אפיון מבנה של </w:t>
+          <w:b/>
+          <w:bCs/>
+          <w:color w:val="404040" w:themeColor="text1" w:themeTint="BF"/>
+          <w:sz w:val="22"/>
+          <w:szCs w:val="22"/>
+          <w:rtl/>
+          <w:lang w:val="en-US"/>
+        </w:rPr>
+        <w:t>הסווה ל-</w:t>
+      </w:r>
+      <w:r>
+        <w:rPr>
+          <w:rFonts w:ascii="Calibri" w:hAnsi="Calibri" w:cs="Calibri"/>
+          <w:b/>
+          <w:bCs/>
+          <w:color w:val="404040" w:themeColor="text1" w:themeTint="BF"/>
+          <w:sz w:val="22"/>
+          <w:szCs w:val="22"/>
+          <w:lang w:val="en-US"/>
+        </w:rPr>
+        <w:t>embedded</w:t>
+      </w:r>
+      <w:r>
+        <w:rPr>
+          <w:rFonts w:ascii="Calibri" w:hAnsi="Calibri" w:cs="Calibri" w:hint="cs"/>
+          <w:color w:val="404040" w:themeColor="text1" w:themeTint="BF"/>
+          <w:sz w:val="22"/>
+          <w:szCs w:val="22"/>
+          <w:rtl/>
+          <w:lang w:val="en-US"/>
+        </w:rPr>
+        <w:t xml:space="preserve">: פיתוח </w:t>
+      </w:r>
+      <w:r>
+        <w:rPr>
+          <w:rFonts w:ascii="Calibri" w:hAnsi="Calibri" w:cs="Calibri"/>
+          <w:color w:val="404040" w:themeColor="text1" w:themeTint="BF"/>
+          <w:sz w:val="22"/>
+          <w:szCs w:val="22"/>
+          <w:lang w:val="en-US"/>
+        </w:rPr>
+        <w:t>IoT device</w:t>
+      </w:r>
+      <w:r>
+        <w:rPr>
+          <w:rFonts w:ascii="Calibri" w:hAnsi="Calibri" w:cs="Calibri" w:hint="cs"/>
+          <w:color w:val="404040" w:themeColor="text1" w:themeTint="BF"/>
+          <w:sz w:val="22"/>
+          <w:szCs w:val="22"/>
+          <w:rtl/>
+          <w:lang w:val="en-US"/>
+        </w:rPr>
+        <w:t xml:space="preserve"> לפי עקרונות </w:t>
+      </w:r>
+      <w:r>
+        <w:rPr>
+          <w:rFonts w:ascii="Calibri" w:hAnsi="Calibri" w:cs="Calibri"/>
+          <w:color w:val="404040" w:themeColor="text1" w:themeTint="BF"/>
+          <w:sz w:val="22"/>
+          <w:szCs w:val="22"/>
+          <w:lang w:val="en-US"/>
+        </w:rPr>
+        <w:t>OOP</w:t>
+      </w:r>
+      <w:r>
+        <w:rPr>
+          <w:rFonts w:ascii="Calibri" w:hAnsi="Calibri" w:cs="Calibri" w:hint="cs"/>
+          <w:color w:val="404040" w:themeColor="text1" w:themeTint="BF"/>
+          <w:sz w:val="22"/>
+          <w:szCs w:val="22"/>
+          <w:rtl/>
+          <w:lang w:val="en-US"/>
+        </w:rPr>
+        <w:t xml:space="preserve"> וארכיטקטורה נקייה. החלפת </w:t>
+      </w:r>
+      <w:r>
+        <w:rPr>
+          <w:rFonts w:ascii="Calibri" w:hAnsi="Calibri" w:cs="Calibri"/>
+          <w:color w:val="404040" w:themeColor="text1" w:themeTint="BF"/>
+          <w:sz w:val="22"/>
+          <w:szCs w:val="22"/>
+          <w:lang w:val="en-US"/>
+        </w:rPr>
+        <w:t>TCP Socket</w:t>
+      </w:r>
+      <w:r>
+        <w:rPr>
+          <w:rFonts w:ascii="Calibri" w:hAnsi="Calibri" w:cs="Calibri" w:hint="cs"/>
+          <w:color w:val="404040" w:themeColor="text1" w:themeTint="BF"/>
+          <w:sz w:val="22"/>
+          <w:szCs w:val="22"/>
+          <w:rtl/>
+          <w:lang w:val="en-US"/>
+        </w:rPr>
+        <w:t xml:space="preserve"> ב-</w:t>
+      </w:r>
+      <w:r>
+        <w:rPr>
+          <w:rFonts w:ascii="Calibri" w:hAnsi="Calibri" w:cs="Calibri"/>
+          <w:b/>
+          <w:bCs/>
+          <w:color w:val="404040" w:themeColor="text1" w:themeTint="BF"/>
+          <w:sz w:val="22"/>
+          <w:szCs w:val="22"/>
+          <w:lang w:val="en-US"/>
+        </w:rPr>
+        <w:t>MQTT</w:t>
+      </w:r>
+      <w:r>
+        <w:rPr>
+          <w:rFonts w:ascii="Calibri" w:hAnsi="Calibri" w:cs="Calibri" w:hint="cs"/>
+          <w:color w:val="404040" w:themeColor="text1" w:themeTint="BF"/>
+          <w:sz w:val="22"/>
+          <w:szCs w:val="22"/>
+          <w:rtl/>
+          <w:lang w:val="en-US"/>
+        </w:rPr>
+        <w:t xml:space="preserve"> ומעבר לשמירת קונפיגורציית הבקר ב-</w:t>
       </w:r>
       <w:r>
         <w:rPr>
@@ -1354,7 +1497,36 @@
           <w:rtl/>
           <w:lang w:val="en-US"/>
         </w:rPr>
-        <w:t>, אלגוריטמים ופרוטוקולים של תקשורת</w:t>
+        <w:t xml:space="preserve"> במקום רגיסטרים</w:t>
+      </w:r>
+    </w:p>
+    <w:p>
+      <w:pPr>
+        <w:pStyle w:val="ListParagraph"/>
+        <w:numPr>
+          <w:ilvl w:val="0"/>
+          <w:numId w:val="4"/>
+        </w:numPr>
+        <w:bidi/>
+        <w:spacing w:after="0" w:line="276" w:lineRule="auto"/>
+        <w:rPr>
+          <w:rFonts w:ascii="Calibri" w:hAnsi="Calibri" w:cs="Calibri"/>
+          <w:color w:val="404040" w:themeColor="text1" w:themeTint="BF"/>
+          <w:sz w:val="22"/>
+          <w:szCs w:val="22"/>
+          <w:lang w:val="en-US"/>
+        </w:rPr>
+      </w:pPr>
+      <w:r>
+        <w:rPr>
+          <w:rFonts w:ascii="Calibri" w:hAnsi="Calibri" w:cs="Calibri" w:hint="cs"/>
+          <w:color w:val="404040" w:themeColor="text1" w:themeTint="BF"/>
+          <w:sz w:val="22"/>
+          <w:szCs w:val="22"/>
+          <w:rtl/>
+          <w:lang w:val="en-US"/>
+        </w:rPr>
+        <w:t>תכנון ותחזוקה של מבני בסיסי נתונים וארכיטקטורת המערכת תוך שיתוף פעולה עם הנהלת המוצר והנהלה טכנית.</w:t>
       </w:r>
     </w:p>
     <w:p>
@@ -1610,7 +1782,7 @@
               <w:bidi/>
               <w:spacing w:line="276" w:lineRule="auto"/>
               <w:rPr>
-                <w:rFonts w:ascii="Calibri" w:hAnsi="Calibri" w:cs="Calibri" w:hint="cs"/>
+                <w:rFonts w:ascii="Calibri" w:hAnsi="Calibri" w:cs="Calibri"/>
                 <w:color w:val="808080" w:themeColor="background1" w:themeShade="80"/>
                 <w:rtl/>
                 <w:lang w:val="en-US"/>
@@ -1692,37 +1864,7 @@
                 <w:szCs w:val="22"/>
                 <w:rtl/>
               </w:rPr>
-              <w:t>אוגוסט</w:t>
-            </w:r>
-            <w:r>
-              <w:rPr>
-                <w:rFonts w:ascii="Calibri" w:hAnsi="Calibri" w:cs="Calibri" w:hint="cs"/>
-                <w:color w:val="404040" w:themeColor="text1" w:themeTint="BF"/>
-                <w:sz w:val="22"/>
-                <w:szCs w:val="22"/>
-                <w:rtl/>
-              </w:rPr>
-              <w:t xml:space="preserve"> 20</w:t>
-            </w:r>
-            <w:r>
-              <w:rPr>
-                <w:rFonts w:ascii="Calibri" w:hAnsi="Calibri" w:cs="Calibri" w:hint="cs"/>
-                <w:color w:val="404040" w:themeColor="text1" w:themeTint="BF"/>
-                <w:sz w:val="22"/>
-                <w:szCs w:val="22"/>
-                <w:rtl/>
-              </w:rPr>
-              <w:t>21</w:t>
-            </w:r>
-            <w:r>
-              <w:rPr>
-                <w:rFonts w:ascii="Calibri" w:hAnsi="Calibri" w:cs="Calibri" w:hint="cs"/>
-                <w:color w:val="404040" w:themeColor="text1" w:themeTint="BF"/>
-                <w:sz w:val="22"/>
-                <w:szCs w:val="22"/>
-                <w:rtl/>
-              </w:rPr>
-              <w:t xml:space="preserve"> </w:t>
+              <w:t xml:space="preserve">אוגוסט 2021 </w:t>
             </w:r>
             <w:r>
               <w:rPr>
@@ -1742,27 +1884,7 @@
                 <w:szCs w:val="22"/>
                 <w:rtl/>
               </w:rPr>
-              <w:t xml:space="preserve"> </w:t>
-            </w:r>
-            <w:r>
-              <w:rPr>
-                <w:rFonts w:ascii="Calibri" w:hAnsi="Calibri" w:cs="Calibri" w:hint="cs"/>
-                <w:color w:val="404040" w:themeColor="text1" w:themeTint="BF"/>
-                <w:sz w:val="22"/>
-                <w:szCs w:val="22"/>
-                <w:rtl/>
-              </w:rPr>
-              <w:t>מרץ 2023</w:t>
-            </w:r>
-            <w:r>
-              <w:rPr>
-                <w:rFonts w:ascii="Calibri" w:hAnsi="Calibri" w:cs="Calibri" w:hint="cs"/>
-                <w:color w:val="404040" w:themeColor="text1" w:themeTint="BF"/>
-                <w:sz w:val="22"/>
-                <w:szCs w:val="22"/>
-                <w:rtl/>
-              </w:rPr>
-              <w:t xml:space="preserve"> </w:t>
+              <w:t xml:space="preserve"> מרץ 2023 </w:t>
             </w:r>
           </w:p>
         </w:tc>
@@ -1789,47 +1911,7 @@
           <w:szCs w:val="22"/>
           <w:rtl/>
         </w:rPr>
-        <w:t xml:space="preserve">פיתוח </w:t>
-      </w:r>
-      <w:r>
-        <w:rPr>
-          <w:rFonts w:ascii="Calibri" w:hAnsi="Calibri" w:cs="Calibri" w:hint="cs"/>
-          <w:color w:val="404040" w:themeColor="text1" w:themeTint="BF"/>
-          <w:sz w:val="22"/>
-          <w:szCs w:val="22"/>
-          <w:rtl/>
-        </w:rPr>
-        <w:t xml:space="preserve">ותחזוקת מערכת </w:t>
-      </w:r>
-      <w:r>
-        <w:rPr>
-          <w:rFonts w:ascii="Calibri" w:hAnsi="Calibri" w:cs="Calibri" w:hint="cs"/>
-          <w:color w:val="404040" w:themeColor="text1" w:themeTint="BF"/>
-          <w:sz w:val="22"/>
-          <w:szCs w:val="22"/>
-          <w:rtl/>
-        </w:rPr>
-        <w:t>בקר</w:t>
-      </w:r>
-      <w:r>
-        <w:rPr>
-          <w:rFonts w:ascii="Calibri" w:hAnsi="Calibri" w:cs="Calibri" w:hint="cs"/>
-          <w:color w:val="404040" w:themeColor="text1" w:themeTint="BF"/>
-          <w:sz w:val="22"/>
-          <w:szCs w:val="22"/>
-          <w:rtl/>
-        </w:rPr>
-        <w:t>ת אנרגייה</w:t>
-      </w:r>
-      <w:r>
-        <w:rPr>
-          <w:rFonts w:ascii="Calibri" w:hAnsi="Calibri" w:cs="Calibri" w:hint="cs"/>
-          <w:color w:val="404040" w:themeColor="text1" w:themeTint="BF"/>
-          <w:sz w:val="22"/>
-          <w:szCs w:val="22"/>
-          <w:rtl/>
-        </w:rPr>
-        <w:t xml:space="preserve"> בעזרת </w:t>
+        <w:t xml:space="preserve">פיתוח ותחזוקת מערכת בקרת אנרגייה בעזרת </w:t>
       </w:r>
       <w:r>
         <w:rPr>
@@ -1860,17 +1942,7 @@
           <w:szCs w:val="22"/>
           <w:lang w:val="en-US"/>
         </w:rPr>
-        <w:t>ASP</w:t>
-      </w:r>
-      <w:r>
-        <w:rPr>
-          <w:rFonts w:ascii="Calibri" w:hAnsi="Calibri" w:cs="Calibri"/>
-          <w:color w:val="404040" w:themeColor="text1" w:themeTint="BF"/>
-          <w:sz w:val="22"/>
-          <w:szCs w:val="22"/>
-          <w:lang w:val="en-US"/>
-        </w:rPr>
-        <w:t>.NET</w:t>
+        <w:t>ASP.NET</w:t>
       </w:r>
       <w:r>
         <w:rPr>
@@ -2049,950 +2121,9 @@
       <w:pPr>
         <w:pStyle w:val="Style1"/>
         <w:rPr>
-          <w:color w:val="404040" w:themeColor="text1" w:themeTint="BF"/>
-          <w:sz w:val="22"/>
-        </w:rPr>
-      </w:pPr>
-      <w:r>
-        <w:rPr>
-          <w:rFonts w:hint="cs"/>
-          <w:rtl/>
-        </w:rPr>
-        <w:t>פרוייקטים שלי</w:t>
-      </w:r>
-    </w:p>
-    <w:p>
-      <w:pPr>
-        <w:tabs>
-          <w:tab w:val="left" w:pos="8931"/>
-        </w:tabs>
-        <w:bidi/>
-        <w:spacing w:after="0" w:line="276" w:lineRule="auto"/>
-        <w:rPr>
-          <w:rFonts w:ascii="Calibri" w:hAnsi="Calibri" w:cs="Calibri"/>
-          <w:color w:val="404040" w:themeColor="text1" w:themeTint="BF"/>
-          <w:sz w:val="22"/>
-          <w:szCs w:val="22"/>
-        </w:rPr>
-      </w:pPr>
-      <w:r>
-        <w:rPr>
-          <w:rFonts w:ascii="Calibri" w:hAnsi="Calibri" w:cs="Calibri"/>
-          <w:color w:val="000000" w:themeColor="text1"/>
-        </w:rPr>
-        <w:t xml:space="preserve"> </w:t>
-      </w:r>
-      <w:hyperlink r:id="rId11" w:tooltip="https://github.com/SergeyZimakov/WorkingHoursAPI" w:history="1">
-        <w:r>
-          <w:rPr>
-            <w:rStyle w:val="Hyperlink"/>
-            <w:rFonts w:ascii="Calibri" w:hAnsi="Calibri" w:cs="Calibri"/>
-          </w:rPr>
-          <w:t>Git</w:t>
-        </w:r>
-      </w:hyperlink>
-      <w:r>
-        <w:rPr>
-          <w:rFonts w:ascii="Calibri" w:hAnsi="Calibri" w:cs="Calibri"/>
-          <w:b/>
-          <w:bCs/>
-          <w:color w:val="000000" w:themeColor="text1"/>
-        </w:rPr>
-        <w:t xml:space="preserve"> </w:t>
-      </w:r>
-      <w:r>
-        <w:rPr>
-          <w:rFonts w:ascii="Calibri" w:hAnsi="Calibri" w:cs="Calibri"/>
-          <w:color w:val="808080" w:themeColor="background1" w:themeShade="80"/>
-        </w:rPr>
-        <w:t>|</w:t>
-      </w:r>
-      <w:r>
-        <w:rPr>
-          <w:rFonts w:ascii="Calibri" w:hAnsi="Calibri" w:cs="Calibri"/>
-          <w:b/>
-          <w:bCs/>
-          <w:color w:val="000000" w:themeColor="text1"/>
-        </w:rPr>
-        <w:t xml:space="preserve"> </w:t>
-      </w:r>
-      <w:r>
-        <w:rPr>
-          <w:rFonts w:ascii="Calibri" w:hAnsi="Calibri" w:cs="Calibri"/>
-          <w:color w:val="808080" w:themeColor="background1" w:themeShade="80"/>
-        </w:rPr>
-        <w:t xml:space="preserve">2024 – 2025 </w:t>
-      </w:r>
-      <w:r>
-        <w:rPr>
-          <w:rFonts w:ascii="Calibri" w:hAnsi="Calibri" w:cs="Calibri"/>
-          <w:color w:val="000000" w:themeColor="text1"/>
-        </w:rPr>
-        <w:t>|</w:t>
-      </w:r>
-      <w:r>
-        <w:rPr>
-          <w:rFonts w:ascii="Calibri" w:hAnsi="Calibri" w:cs="Calibri"/>
-          <w:color w:val="808080" w:themeColor="background1" w:themeShade="80"/>
-        </w:rPr>
-        <w:t xml:space="preserve"> </w:t>
-      </w:r>
-      <w:r>
-        <w:rPr>
-          <w:rFonts w:ascii="Calibri" w:hAnsi="Calibri" w:cs="Calibri"/>
-          <w:b/>
-          <w:bCs/>
-          <w:color w:val="000000" w:themeColor="text1"/>
-        </w:rPr>
-        <w:t>WorkingHoursAPI</w:t>
-      </w:r>
-      <w:r>
-        <w:rPr>
-          <w:rFonts w:ascii="Calibri" w:hAnsi="Calibri" w:cs="Calibri"/>
-          <w:color w:val="808080" w:themeColor="background1" w:themeShade="80"/>
-        </w:rPr>
-        <w:t xml:space="preserve"> </w:t>
-      </w:r>
-      <w:r>
-        <w:rPr>
-          <w:rFonts w:ascii="Calibri" w:hAnsi="Calibri" w:cs="Calibri"/>
-          <w:b/>
-          <w:bCs/>
-          <w:color w:val="000000" w:themeColor="text1"/>
-        </w:rPr>
-        <w:tab/>
-      </w:r>
-    </w:p>
-    <w:p>
-      <w:pPr>
-        <w:bidi/>
-        <w:spacing w:after="0" w:line="276" w:lineRule="auto"/>
-        <w:rPr>
-          <w:rFonts w:ascii="Calibri" w:hAnsi="Calibri" w:cs="Calibri"/>
-          <w:color w:val="404040" w:themeColor="text1" w:themeTint="BF"/>
-          <w:sz w:val="22"/>
-          <w:szCs w:val="22"/>
-          <w:rtl/>
-          <w:lang w:val="en-US"/>
-        </w:rPr>
-      </w:pPr>
-      <w:r>
-        <w:rPr>
-          <w:rFonts w:ascii="Calibri" w:hAnsi="Calibri" w:cs="Calibri" w:hint="cs"/>
-          <w:color w:val="404040" w:themeColor="text1" w:themeTint="BF"/>
-          <w:sz w:val="22"/>
-          <w:szCs w:val="22"/>
-          <w:rtl/>
-        </w:rPr>
-        <w:t>טכנולוגיות:</w:t>
-      </w:r>
-      <w:r>
-        <w:rPr>
-          <w:rFonts w:ascii="Calibri" w:hAnsi="Calibri" w:cs="Calibri"/>
-          <w:color w:val="404040" w:themeColor="text1" w:themeTint="BF"/>
-          <w:sz w:val="22"/>
-          <w:szCs w:val="22"/>
-          <w:lang w:val="en-US"/>
-        </w:rPr>
-        <w:t xml:space="preserve"> </w:t>
-      </w:r>
-      <w:r>
-        <w:rPr>
-          <w:rFonts w:ascii="Calibri" w:hAnsi="Calibri" w:cs="Calibri" w:hint="cs"/>
-          <w:color w:val="404040" w:themeColor="text1" w:themeTint="BF"/>
-          <w:sz w:val="22"/>
-          <w:szCs w:val="22"/>
-          <w:rtl/>
-          <w:lang w:val="en-US"/>
-        </w:rPr>
-        <w:t xml:space="preserve"> </w:t>
-      </w:r>
-      <w:r>
-        <w:rPr>
-          <w:rFonts w:ascii="Calibri" w:hAnsi="Calibri" w:cs="Calibri"/>
-          <w:color w:val="404040" w:themeColor="text1" w:themeTint="BF"/>
-          <w:sz w:val="22"/>
-          <w:szCs w:val="22"/>
-          <w:lang w:val="en-US"/>
-        </w:rPr>
-        <w:t>C#</w:t>
-      </w:r>
-      <w:r>
-        <w:rPr>
-          <w:rFonts w:ascii="Calibri" w:hAnsi="Calibri" w:cs="Calibri" w:hint="cs"/>
-          <w:color w:val="404040" w:themeColor="text1" w:themeTint="BF"/>
-          <w:sz w:val="22"/>
-          <w:szCs w:val="22"/>
-          <w:rtl/>
-          <w:lang w:val="en-US"/>
-        </w:rPr>
-        <w:t xml:space="preserve">, </w:t>
-      </w:r>
-      <w:r>
-        <w:rPr>
-          <w:rFonts w:ascii="Calibri" w:hAnsi="Calibri" w:cs="Calibri"/>
-          <w:color w:val="404040" w:themeColor="text1" w:themeTint="BF"/>
-          <w:sz w:val="22"/>
-          <w:szCs w:val="22"/>
-          <w:lang w:val="en-US"/>
-        </w:rPr>
-        <w:t>PostgreSQL</w:t>
-      </w:r>
-    </w:p>
-    <w:p>
-      <w:pPr>
-        <w:bidi/>
-        <w:spacing w:after="0" w:line="276" w:lineRule="auto"/>
-        <w:rPr>
-          <w:rFonts w:ascii="Calibri" w:hAnsi="Calibri" w:cs="Calibri"/>
-          <w:color w:val="404040" w:themeColor="text1" w:themeTint="BF"/>
-          <w:sz w:val="22"/>
-          <w:szCs w:val="22"/>
-          <w:rtl/>
-          <w:lang w:val="en-US"/>
-        </w:rPr>
-      </w:pPr>
-      <w:r>
-        <w:rPr>
-          <w:rFonts w:ascii="Calibri" w:hAnsi="Calibri" w:cs="Calibri" w:hint="cs"/>
-          <w:color w:val="404040" w:themeColor="text1" w:themeTint="BF"/>
-          <w:sz w:val="22"/>
-          <w:szCs w:val="22"/>
-          <w:rtl/>
-          <w:lang w:val="en-US"/>
-        </w:rPr>
-        <w:t>מטרות הפרוייקט:</w:t>
-      </w:r>
-    </w:p>
-    <w:p>
-      <w:pPr>
-        <w:pStyle w:val="ListParagraph"/>
-        <w:numPr>
-          <w:ilvl w:val="0"/>
-          <w:numId w:val="5"/>
-        </w:numPr>
-        <w:bidi/>
-        <w:spacing w:after="0" w:line="276" w:lineRule="auto"/>
-        <w:rPr>
-          <w:rFonts w:ascii="Calibri" w:hAnsi="Calibri" w:cs="Calibri"/>
-          <w:color w:val="404040" w:themeColor="text1" w:themeTint="BF"/>
-          <w:sz w:val="22"/>
-          <w:szCs w:val="22"/>
-          <w:lang w:val="en-US"/>
-        </w:rPr>
-      </w:pPr>
-      <w:r>
-        <w:rPr>
-          <w:rFonts w:ascii="Calibri" w:hAnsi="Calibri" w:cs="Calibri" w:hint="cs"/>
-          <w:color w:val="404040" w:themeColor="text1" w:themeTint="BF"/>
-          <w:sz w:val="22"/>
-          <w:szCs w:val="22"/>
-          <w:rtl/>
-          <w:lang w:val="en-US"/>
-        </w:rPr>
-        <w:t xml:space="preserve">לבנות </w:t>
-      </w:r>
-      <w:r>
-        <w:rPr>
-          <w:rFonts w:ascii="Calibri" w:hAnsi="Calibri" w:cs="Calibri"/>
-          <w:color w:val="404040" w:themeColor="text1" w:themeTint="BF"/>
-          <w:sz w:val="22"/>
-          <w:szCs w:val="22"/>
-          <w:lang w:val="en-US"/>
-        </w:rPr>
-        <w:t>REST API</w:t>
-      </w:r>
-      <w:r>
-        <w:rPr>
-          <w:rFonts w:ascii="Calibri" w:hAnsi="Calibri" w:cs="Calibri" w:hint="cs"/>
-          <w:color w:val="404040" w:themeColor="text1" w:themeTint="BF"/>
-          <w:sz w:val="22"/>
-          <w:szCs w:val="22"/>
-          <w:rtl/>
-          <w:lang w:val="en-US"/>
-        </w:rPr>
-        <w:t xml:space="preserve"> בשביל מעקב שעות בודה</w:t>
-      </w:r>
-    </w:p>
-    <w:p>
-      <w:pPr>
-        <w:pStyle w:val="ListParagraph"/>
-        <w:numPr>
-          <w:ilvl w:val="0"/>
-          <w:numId w:val="5"/>
-        </w:numPr>
-        <w:bidi/>
-        <w:spacing w:after="0" w:line="276" w:lineRule="auto"/>
-        <w:rPr>
-          <w:rFonts w:ascii="Calibri" w:hAnsi="Calibri" w:cs="Calibri"/>
-          <w:color w:val="404040" w:themeColor="text1" w:themeTint="BF"/>
-          <w:sz w:val="22"/>
-          <w:szCs w:val="22"/>
-          <w:lang w:val="en-US"/>
-        </w:rPr>
-      </w:pPr>
-      <w:r>
-        <w:rPr>
-          <w:rFonts w:ascii="Calibri" w:hAnsi="Calibri" w:cs="Calibri" w:hint="cs"/>
-          <w:color w:val="404040" w:themeColor="text1" w:themeTint="BF"/>
-          <w:sz w:val="22"/>
-          <w:szCs w:val="22"/>
-          <w:rtl/>
-          <w:lang w:val="en-US"/>
-        </w:rPr>
-        <w:t xml:space="preserve">ללמוד </w:t>
-      </w:r>
-      <w:r>
-        <w:rPr>
-          <w:rFonts w:ascii="Calibri" w:hAnsi="Calibri" w:cs="Calibri"/>
-          <w:color w:val="404040" w:themeColor="text1" w:themeTint="BF"/>
-          <w:sz w:val="22"/>
-          <w:szCs w:val="22"/>
-          <w:lang w:val="en-US"/>
-        </w:rPr>
-        <w:t>PostgreSQL</w:t>
-      </w:r>
-      <w:r>
-        <w:rPr>
-          <w:rFonts w:ascii="Calibri" w:hAnsi="Calibri" w:cs="Calibri" w:hint="cs"/>
-          <w:color w:val="404040" w:themeColor="text1" w:themeTint="BF"/>
-          <w:sz w:val="22"/>
-          <w:szCs w:val="22"/>
-          <w:rtl/>
-          <w:lang w:val="en-US"/>
-        </w:rPr>
-        <w:t xml:space="preserve"> ו-</w:t>
-      </w:r>
-      <w:r>
-        <w:rPr>
-          <w:rFonts w:ascii="Calibri" w:hAnsi="Calibri" w:cs="Calibri"/>
-          <w:color w:val="404040" w:themeColor="text1" w:themeTint="BF"/>
-          <w:sz w:val="22"/>
-          <w:szCs w:val="22"/>
-          <w:lang w:val="en-US"/>
-        </w:rPr>
-        <w:t>pgAdmin</w:t>
-      </w:r>
-      <w:r>
-        <w:rPr>
-          <w:rFonts w:ascii="Calibri" w:hAnsi="Calibri" w:cs="Calibri" w:hint="cs"/>
-          <w:color w:val="404040" w:themeColor="text1" w:themeTint="BF"/>
-          <w:sz w:val="22"/>
-          <w:szCs w:val="22"/>
-          <w:rtl/>
-          <w:lang w:val="en-US"/>
-        </w:rPr>
-        <w:t xml:space="preserve"> בשביל ניהול </w:t>
-      </w:r>
-      <w:r>
-        <w:rPr>
-          <w:rFonts w:ascii="Calibri" w:hAnsi="Calibri" w:cs="Calibri"/>
-          <w:color w:val="404040" w:themeColor="text1" w:themeTint="BF"/>
-          <w:sz w:val="22"/>
-          <w:szCs w:val="22"/>
-          <w:lang w:val="en-US"/>
-        </w:rPr>
-        <w:t>database</w:t>
-      </w:r>
-    </w:p>
-    <w:p>
-      <w:pPr>
-        <w:pStyle w:val="ListParagraph"/>
-        <w:numPr>
-          <w:ilvl w:val="0"/>
-          <w:numId w:val="5"/>
-        </w:numPr>
-        <w:bidi/>
-        <w:spacing w:after="0" w:line="276" w:lineRule="auto"/>
-        <w:rPr>
-          <w:rFonts w:ascii="Calibri" w:hAnsi="Calibri" w:cs="Calibri"/>
-          <w:color w:val="404040" w:themeColor="text1" w:themeTint="BF"/>
-          <w:sz w:val="22"/>
-          <w:szCs w:val="22"/>
-          <w:lang w:val="en-US"/>
-        </w:rPr>
-      </w:pPr>
-      <w:r>
-        <w:rPr>
-          <w:rFonts w:ascii="Calibri" w:hAnsi="Calibri" w:cs="Calibri" w:hint="cs"/>
-          <w:color w:val="404040" w:themeColor="text1" w:themeTint="BF"/>
-          <w:sz w:val="22"/>
-          <w:szCs w:val="22"/>
-          <w:rtl/>
-          <w:lang w:val="en-US"/>
-        </w:rPr>
-        <w:t>לתרגל שימוש ב-</w:t>
-      </w:r>
-      <w:r>
-        <w:rPr>
-          <w:rFonts w:ascii="Calibri" w:hAnsi="Calibri" w:cs="Calibri"/>
-          <w:color w:val="404040" w:themeColor="text1" w:themeTint="BF"/>
-          <w:sz w:val="22"/>
-          <w:szCs w:val="22"/>
-          <w:lang w:val="en-US"/>
-        </w:rPr>
-        <w:t>Entity Framework</w:t>
-      </w:r>
-      <w:r>
-        <w:rPr>
-          <w:rFonts w:ascii="Calibri" w:hAnsi="Calibri" w:cs="Calibri" w:hint="cs"/>
-          <w:color w:val="404040" w:themeColor="text1" w:themeTint="BF"/>
-          <w:sz w:val="22"/>
-          <w:szCs w:val="22"/>
-          <w:rtl/>
-          <w:lang w:val="en-US"/>
-        </w:rPr>
-        <w:t xml:space="preserve"> בשביל פניות ל-</w:t>
-      </w:r>
-      <w:r>
-        <w:rPr>
-          <w:rFonts w:ascii="Calibri" w:hAnsi="Calibri" w:cs="Calibri"/>
-          <w:color w:val="404040" w:themeColor="text1" w:themeTint="BF"/>
-          <w:sz w:val="22"/>
-          <w:szCs w:val="22"/>
-          <w:lang w:val="en-US"/>
-        </w:rPr>
-        <w:t>database</w:t>
-      </w:r>
-    </w:p>
-    <w:p>
-      <w:pPr>
-        <w:bidi/>
-        <w:spacing w:after="0" w:line="276" w:lineRule="auto"/>
-        <w:ind w:left="360"/>
-        <w:rPr>
-          <w:rFonts w:ascii="Calibri" w:hAnsi="Calibri" w:cs="Calibri"/>
-          <w:color w:val="404040" w:themeColor="text1" w:themeTint="BF"/>
-          <w:sz w:val="22"/>
-          <w:szCs w:val="22"/>
-          <w:lang w:val="en-US"/>
-        </w:rPr>
-      </w:pPr>
-    </w:p>
-    <w:p>
-      <w:pPr>
-        <w:tabs>
-          <w:tab w:val="left" w:pos="8931"/>
-        </w:tabs>
-        <w:spacing w:after="0" w:line="276" w:lineRule="auto"/>
-        <w:rPr>
-          <w:rFonts w:ascii="Calibri" w:hAnsi="Calibri" w:cs="Calibri"/>
-          <w:b/>
-          <w:bCs/>
-          <w:color w:val="000000" w:themeColor="text1"/>
-        </w:rPr>
-      </w:pPr>
-    </w:p>
-    <w:p>
-      <w:pPr>
-        <w:tabs>
-          <w:tab w:val="left" w:pos="8931"/>
-        </w:tabs>
-        <w:spacing w:after="0" w:line="276" w:lineRule="auto"/>
-        <w:rPr>
-          <w:rFonts w:ascii="Calibri" w:hAnsi="Calibri" w:cs="Calibri"/>
-          <w:b/>
-          <w:bCs/>
-          <w:color w:val="000000" w:themeColor="text1"/>
-        </w:rPr>
-      </w:pPr>
-    </w:p>
-    <w:p>
-      <w:pPr>
-        <w:tabs>
-          <w:tab w:val="left" w:pos="8931"/>
-        </w:tabs>
-        <w:spacing w:after="0" w:line="276" w:lineRule="auto"/>
-        <w:rPr>
-          <w:rFonts w:ascii="Calibri" w:hAnsi="Calibri" w:cs="Calibri"/>
-          <w:b/>
-          <w:bCs/>
-          <w:color w:val="000000" w:themeColor="text1"/>
-        </w:rPr>
-      </w:pPr>
-    </w:p>
-    <w:p>
-      <w:pPr>
-        <w:tabs>
-          <w:tab w:val="left" w:pos="8931"/>
-        </w:tabs>
-        <w:bidi/>
-        <w:spacing w:after="0" w:line="276" w:lineRule="auto"/>
-        <w:rPr>
-          <w:rFonts w:ascii="Calibri" w:hAnsi="Calibri" w:cs="Calibri"/>
-          <w:color w:val="404040" w:themeColor="text1" w:themeTint="BF"/>
-          <w:sz w:val="22"/>
-          <w:szCs w:val="22"/>
-        </w:rPr>
-      </w:pPr>
-      <w:hyperlink r:id="rId12" w:tooltip="https://github.com/SergeyZimakov/CMake-2022" w:history="1">
-        <w:r>
-          <w:rPr>
-            <w:rStyle w:val="Hyperlink"/>
-            <w:rFonts w:ascii="Calibri" w:hAnsi="Calibri" w:cs="Calibri"/>
-          </w:rPr>
-          <w:t>Git</w:t>
-        </w:r>
-      </w:hyperlink>
-      <w:r>
-        <w:rPr>
-          <w:rFonts w:ascii="Calibri" w:hAnsi="Calibri" w:cs="Calibri"/>
-          <w:b/>
-          <w:bCs/>
-          <w:color w:val="000000" w:themeColor="text1"/>
-        </w:rPr>
-        <w:t xml:space="preserve"> </w:t>
-      </w:r>
-      <w:r>
-        <w:rPr>
-          <w:rFonts w:ascii="Calibri" w:hAnsi="Calibri" w:cs="Calibri"/>
-          <w:color w:val="808080" w:themeColor="background1" w:themeShade="80"/>
-        </w:rPr>
-        <w:t>|</w:t>
-      </w:r>
-      <w:r>
-        <w:rPr>
-          <w:rFonts w:ascii="Calibri" w:hAnsi="Calibri" w:cs="Calibri"/>
-          <w:b/>
-          <w:bCs/>
-          <w:color w:val="000000" w:themeColor="text1"/>
-        </w:rPr>
-        <w:t xml:space="preserve"> </w:t>
-      </w:r>
-      <w:r>
-        <w:rPr>
-          <w:rFonts w:ascii="Calibri" w:hAnsi="Calibri" w:cs="Calibri"/>
-          <w:color w:val="808080" w:themeColor="background1" w:themeShade="80"/>
-        </w:rPr>
-        <w:t>2022</w:t>
-      </w:r>
-      <w:r>
-        <w:rPr>
-          <w:rFonts w:ascii="Calibri" w:hAnsi="Calibri" w:cs="Calibri"/>
-          <w:color w:val="808080" w:themeColor="background1" w:themeShade="80"/>
-        </w:rPr>
-        <w:t xml:space="preserve"> </w:t>
-      </w:r>
-      <w:r>
-        <w:rPr>
-          <w:rFonts w:ascii="Calibri" w:hAnsi="Calibri" w:cs="Calibri"/>
-          <w:color w:val="000000" w:themeColor="text1"/>
-        </w:rPr>
-        <w:t>|</w:t>
-      </w:r>
-      <w:r>
-        <w:rPr>
-          <w:rFonts w:ascii="Calibri" w:hAnsi="Calibri" w:cs="Calibri"/>
-          <w:color w:val="808080" w:themeColor="background1" w:themeShade="80"/>
-        </w:rPr>
-        <w:t xml:space="preserve"> </w:t>
-      </w:r>
-      <w:r>
-        <w:rPr>
-          <w:rFonts w:ascii="Calibri" w:hAnsi="Calibri" w:cs="Calibri"/>
-          <w:b/>
-          <w:bCs/>
-          <w:color w:val="000000" w:themeColor="text1"/>
-        </w:rPr>
-        <w:t>CMake</w:t>
-      </w:r>
-      <w:r>
-        <w:rPr>
-          <w:rFonts w:ascii="Calibri" w:hAnsi="Calibri" w:cs="Calibri"/>
-          <w:b/>
-          <w:bCs/>
-          <w:color w:val="000000" w:themeColor="text1"/>
-        </w:rPr>
-        <w:tab/>
-      </w:r>
-    </w:p>
-    <w:p>
-      <w:pPr>
-        <w:bidi/>
-        <w:spacing w:after="0" w:line="276" w:lineRule="auto"/>
-        <w:rPr>
-          <w:rFonts w:ascii="Calibri" w:hAnsi="Calibri" w:cs="Calibri" w:hint="cs"/>
-          <w:color w:val="404040" w:themeColor="text1" w:themeTint="BF"/>
-          <w:sz w:val="22"/>
-          <w:szCs w:val="22"/>
-          <w:rtl/>
-          <w:lang w:val="en-US"/>
-        </w:rPr>
-      </w:pPr>
-      <w:r>
-        <w:rPr>
-          <w:rFonts w:ascii="Calibri" w:hAnsi="Calibri" w:cs="Calibri" w:hint="cs"/>
-          <w:color w:val="404040" w:themeColor="text1" w:themeTint="BF"/>
-          <w:sz w:val="22"/>
-          <w:szCs w:val="22"/>
-          <w:rtl/>
-        </w:rPr>
-        <w:t>טכנולוגיות:</w:t>
-      </w:r>
-      <w:r>
-        <w:rPr>
-          <w:rFonts w:ascii="Calibri" w:hAnsi="Calibri" w:cs="Calibri"/>
-          <w:color w:val="404040" w:themeColor="text1" w:themeTint="BF"/>
-          <w:sz w:val="22"/>
-          <w:szCs w:val="22"/>
-          <w:lang w:val="en-US"/>
-        </w:rPr>
-        <w:t xml:space="preserve"> </w:t>
-      </w:r>
-      <w:r>
-        <w:rPr>
-          <w:rFonts w:ascii="Calibri" w:hAnsi="Calibri" w:cs="Calibri" w:hint="cs"/>
-          <w:color w:val="404040" w:themeColor="text1" w:themeTint="BF"/>
-          <w:sz w:val="22"/>
-          <w:szCs w:val="22"/>
-          <w:rtl/>
-          <w:lang w:val="en-US"/>
-        </w:rPr>
-        <w:t xml:space="preserve"> </w:t>
-      </w:r>
-      <w:r>
-        <w:rPr>
-          <w:rFonts w:ascii="Calibri" w:hAnsi="Calibri" w:cs="Calibri"/>
-          <w:color w:val="404040" w:themeColor="text1" w:themeTint="BF"/>
-          <w:sz w:val="22"/>
-          <w:szCs w:val="22"/>
-          <w:lang w:val="en-US"/>
-        </w:rPr>
-        <w:t>CI/CD Actions</w:t>
-      </w:r>
-      <w:r>
-        <w:rPr>
-          <w:rFonts w:ascii="Calibri" w:hAnsi="Calibri" w:cs="Calibri" w:hint="cs"/>
-          <w:color w:val="404040" w:themeColor="text1" w:themeTint="BF"/>
-          <w:sz w:val="22"/>
-          <w:szCs w:val="22"/>
-          <w:rtl/>
-          <w:lang w:val="en-US"/>
-        </w:rPr>
-        <w:t xml:space="preserve">, </w:t>
-      </w:r>
-      <w:r>
-        <w:rPr>
-          <w:rFonts w:ascii="Calibri" w:hAnsi="Calibri" w:cs="Calibri"/>
-          <w:color w:val="404040" w:themeColor="text1" w:themeTint="BF"/>
-          <w:sz w:val="22"/>
-          <w:szCs w:val="22"/>
-          <w:lang w:val="en-US"/>
-        </w:rPr>
-        <w:t>CMake</w:t>
-      </w:r>
-      <w:r>
-        <w:rPr>
-          <w:rFonts w:ascii="Calibri" w:hAnsi="Calibri" w:cs="Calibri" w:hint="cs"/>
-          <w:color w:val="404040" w:themeColor="text1" w:themeTint="BF"/>
-          <w:sz w:val="22"/>
-          <w:szCs w:val="22"/>
-          <w:rtl/>
-          <w:lang w:val="en-US"/>
-        </w:rPr>
-        <w:t xml:space="preserve">, </w:t>
-      </w:r>
-      <w:r>
-        <w:rPr>
-          <w:rFonts w:ascii="Calibri" w:hAnsi="Calibri" w:cs="Calibri"/>
-          <w:color w:val="404040" w:themeColor="text1" w:themeTint="BF"/>
-          <w:sz w:val="22"/>
-          <w:szCs w:val="22"/>
-          <w:lang w:val="en-US"/>
-        </w:rPr>
-        <w:t>Docker</w:t>
-      </w:r>
-      <w:r>
-        <w:rPr>
-          <w:rFonts w:ascii="Calibri" w:hAnsi="Calibri" w:cs="Calibri" w:hint="cs"/>
-          <w:color w:val="404040" w:themeColor="text1" w:themeTint="BF"/>
-          <w:sz w:val="22"/>
-          <w:szCs w:val="22"/>
-          <w:rtl/>
-          <w:lang w:val="en-US"/>
-        </w:rPr>
-        <w:t xml:space="preserve">, </w:t>
-      </w:r>
-      <w:r>
-        <w:rPr>
-          <w:rFonts w:ascii="Calibri" w:hAnsi="Calibri" w:cs="Calibri"/>
-          <w:color w:val="404040" w:themeColor="text1" w:themeTint="BF"/>
-          <w:sz w:val="22"/>
-          <w:szCs w:val="22"/>
-          <w:lang w:val="en-US"/>
-        </w:rPr>
-        <w:t>C++</w:t>
-      </w:r>
-      <w:r>
-        <w:rPr>
-          <w:rFonts w:ascii="Calibri" w:hAnsi="Calibri" w:cs="Calibri" w:hint="cs"/>
-          <w:color w:val="404040" w:themeColor="text1" w:themeTint="BF"/>
-          <w:sz w:val="22"/>
-          <w:szCs w:val="22"/>
-          <w:rtl/>
-          <w:lang w:val="en-US"/>
-        </w:rPr>
-        <w:t xml:space="preserve"> </w:t>
-      </w:r>
-    </w:p>
-    <w:p>
-      <w:pPr>
-        <w:bidi/>
-        <w:spacing w:after="0" w:line="276" w:lineRule="auto"/>
-        <w:rPr>
-          <w:rFonts w:ascii="Calibri" w:hAnsi="Calibri" w:cs="Calibri"/>
-          <w:color w:val="404040" w:themeColor="text1" w:themeTint="BF"/>
-          <w:sz w:val="22"/>
-          <w:szCs w:val="22"/>
-          <w:rtl/>
-          <w:lang w:val="en-US"/>
-        </w:rPr>
-      </w:pPr>
-      <w:r>
-        <w:rPr>
-          <w:rFonts w:ascii="Calibri" w:hAnsi="Calibri" w:cs="Calibri" w:hint="cs"/>
-          <w:color w:val="404040" w:themeColor="text1" w:themeTint="BF"/>
-          <w:sz w:val="22"/>
-          <w:szCs w:val="22"/>
-          <w:rtl/>
-          <w:lang w:val="en-US"/>
-        </w:rPr>
-        <w:t>מטרות הפרוייקט:</w:t>
-      </w:r>
-    </w:p>
-    <w:p>
-      <w:pPr>
-        <w:pStyle w:val="ListParagraph"/>
-        <w:numPr>
-          <w:ilvl w:val="0"/>
-          <w:numId w:val="5"/>
-        </w:numPr>
-        <w:bidi/>
-        <w:spacing w:after="0" w:line="276" w:lineRule="auto"/>
-        <w:rPr>
-          <w:rFonts w:ascii="Calibri" w:hAnsi="Calibri" w:cs="Calibri"/>
-          <w:color w:val="404040" w:themeColor="text1" w:themeTint="BF"/>
-          <w:sz w:val="22"/>
-          <w:szCs w:val="22"/>
-          <w:lang w:val="en-US"/>
-        </w:rPr>
-      </w:pPr>
-      <w:r>
-        <w:rPr>
-          <w:rFonts w:ascii="Calibri" w:hAnsi="Calibri" w:cs="Calibri" w:hint="cs"/>
-          <w:color w:val="404040" w:themeColor="text1" w:themeTint="BF"/>
-          <w:sz w:val="22"/>
-          <w:szCs w:val="22"/>
-          <w:rtl/>
-          <w:lang w:val="en-US"/>
-        </w:rPr>
-        <w:t>ללמוד ליצור פרוייקט פשוט ב-</w:t>
-      </w:r>
-      <w:r>
-        <w:rPr>
-          <w:rFonts w:ascii="Calibri" w:hAnsi="Calibri" w:cs="Calibri"/>
-          <w:color w:val="404040" w:themeColor="text1" w:themeTint="BF"/>
-          <w:sz w:val="22"/>
-          <w:szCs w:val="22"/>
-          <w:lang w:val="en-US"/>
-        </w:rPr>
-        <w:t>C++</w:t>
-      </w:r>
-      <w:r>
-        <w:rPr>
-          <w:rFonts w:ascii="Calibri" w:hAnsi="Calibri" w:cs="Calibri" w:hint="cs"/>
-          <w:color w:val="404040" w:themeColor="text1" w:themeTint="BF"/>
-          <w:sz w:val="22"/>
-          <w:szCs w:val="22"/>
-          <w:rtl/>
-          <w:lang w:val="en-US"/>
-        </w:rPr>
-        <w:t xml:space="preserve"> עם תמיכה בפלטפורמות שונות בעזרת </w:t>
-      </w:r>
-      <w:r>
-        <w:rPr>
-          <w:rFonts w:ascii="Calibri" w:hAnsi="Calibri" w:cs="Calibri"/>
-          <w:color w:val="404040" w:themeColor="text1" w:themeTint="BF"/>
-          <w:sz w:val="22"/>
-          <w:szCs w:val="22"/>
-          <w:lang w:val="en-US"/>
-        </w:rPr>
-        <w:t>CMake</w:t>
-      </w:r>
-      <w:r>
-        <w:rPr>
-          <w:rFonts w:ascii="Calibri" w:hAnsi="Calibri" w:cs="Calibri" w:hint="cs"/>
-          <w:color w:val="404040" w:themeColor="text1" w:themeTint="BF"/>
-          <w:sz w:val="22"/>
-          <w:szCs w:val="22"/>
-          <w:rtl/>
-          <w:lang w:val="en-US"/>
-        </w:rPr>
-        <w:t xml:space="preserve"> ו-</w:t>
-      </w:r>
-      <w:r>
-        <w:rPr>
-          <w:rFonts w:ascii="Calibri" w:hAnsi="Calibri" w:cs="Calibri"/>
-          <w:color w:val="404040" w:themeColor="text1" w:themeTint="BF"/>
-          <w:sz w:val="22"/>
-          <w:szCs w:val="22"/>
-          <w:lang w:val="en-US"/>
-        </w:rPr>
-        <w:t>Docker</w:t>
-      </w:r>
-    </w:p>
-    <w:p>
-      <w:pPr>
-        <w:pStyle w:val="ListParagraph"/>
-        <w:numPr>
-          <w:ilvl w:val="0"/>
-          <w:numId w:val="5"/>
-        </w:numPr>
-        <w:bidi/>
-        <w:spacing w:after="0" w:line="276" w:lineRule="auto"/>
-        <w:rPr>
-          <w:rFonts w:ascii="Calibri" w:hAnsi="Calibri" w:cs="Calibri"/>
-          <w:color w:val="404040" w:themeColor="text1" w:themeTint="BF"/>
-          <w:sz w:val="22"/>
-          <w:szCs w:val="22"/>
-          <w:lang w:val="en-US"/>
-        </w:rPr>
-      </w:pPr>
-      <w:r>
-        <w:rPr>
-          <w:rFonts w:ascii="Calibri" w:hAnsi="Calibri" w:cs="Calibri" w:hint="cs"/>
-          <w:color w:val="404040" w:themeColor="text1" w:themeTint="BF"/>
-          <w:sz w:val="22"/>
-          <w:szCs w:val="22"/>
-          <w:rtl/>
-          <w:lang w:val="en-US"/>
-        </w:rPr>
-        <w:t xml:space="preserve">לתרגל </w:t>
-      </w:r>
-      <w:r>
-        <w:rPr>
-          <w:rFonts w:ascii="Calibri" w:hAnsi="Calibri" w:cs="Calibri" w:hint="cs"/>
-          <w:color w:val="404040" w:themeColor="text1" w:themeTint="BF"/>
-          <w:sz w:val="22"/>
-          <w:szCs w:val="22"/>
-          <w:rtl/>
-          <w:lang w:val="en-US"/>
-        </w:rPr>
-        <w:t xml:space="preserve">הגדרת </w:t>
-      </w:r>
-      <w:r>
-        <w:rPr>
-          <w:rFonts w:ascii="Calibri" w:hAnsi="Calibri" w:cs="Calibri"/>
-          <w:color w:val="404040" w:themeColor="text1" w:themeTint="BF"/>
-          <w:sz w:val="22"/>
-          <w:szCs w:val="22"/>
-          <w:lang w:val="en-US"/>
-        </w:rPr>
-        <w:t>CI/CD pipelines</w:t>
-      </w:r>
-      <w:r>
-        <w:rPr>
-          <w:rFonts w:ascii="Calibri" w:hAnsi="Calibri" w:cs="Calibri" w:hint="cs"/>
-          <w:color w:val="404040" w:themeColor="text1" w:themeTint="BF"/>
-          <w:sz w:val="22"/>
-          <w:szCs w:val="22"/>
-          <w:rtl/>
-          <w:lang w:val="en-US"/>
-        </w:rPr>
-        <w:t xml:space="preserve"> בשביל בניית והעלת פרוייקט אוטומטיים</w:t>
-      </w:r>
-    </w:p>
-    <w:p>
-      <w:pPr>
-        <w:pStyle w:val="ListParagraph"/>
-        <w:numPr>
-          <w:ilvl w:val="0"/>
-          <w:numId w:val="5"/>
-        </w:numPr>
-        <w:tabs>
-          <w:tab w:val="left" w:pos="8931"/>
-        </w:tabs>
-        <w:bidi/>
-        <w:spacing w:line="276" w:lineRule="auto"/>
-        <w:rPr>
-          <w:rFonts w:ascii="Calibri" w:hAnsi="Calibri" w:cs="Calibri"/>
-          <w:b/>
-          <w:bCs/>
-          <w:color w:val="000000" w:themeColor="text1"/>
-          <w:lang w:val="en-US"/>
-        </w:rPr>
-      </w:pPr>
-      <w:r>
-        <w:rPr>
-          <w:rFonts w:ascii="Calibri" w:hAnsi="Calibri" w:cs="Calibri" w:hint="cs"/>
-          <w:color w:val="404040" w:themeColor="text1" w:themeTint="BF"/>
-          <w:sz w:val="22"/>
-          <w:szCs w:val="22"/>
-          <w:rtl/>
-          <w:lang w:val="en-US"/>
-        </w:rPr>
-        <w:t xml:space="preserve">לתרגל </w:t>
-      </w:r>
-      <w:r>
-        <w:rPr>
-          <w:rFonts w:ascii="Calibri" w:hAnsi="Calibri" w:cs="Calibri" w:hint="cs"/>
-          <w:color w:val="404040" w:themeColor="text1" w:themeTint="BF"/>
-          <w:sz w:val="22"/>
-          <w:szCs w:val="22"/>
-          <w:rtl/>
-          <w:lang w:val="en-US"/>
-        </w:rPr>
-        <w:t xml:space="preserve">עבודה בסביבת </w:t>
-      </w:r>
-      <w:r>
-        <w:rPr>
-          <w:rFonts w:ascii="Calibri" w:hAnsi="Calibri" w:cs="Calibri"/>
-          <w:color w:val="404040" w:themeColor="text1" w:themeTint="BF"/>
-          <w:sz w:val="22"/>
-          <w:szCs w:val="22"/>
-          <w:lang w:val="en-US"/>
-        </w:rPr>
-        <w:t>Linux</w:t>
-      </w:r>
-    </w:p>
-    <w:p>
-      <w:pPr>
-        <w:bidi/>
-        <w:spacing w:line="276" w:lineRule="auto"/>
-        <w:rPr>
-          <w:rFonts w:ascii="Calibri" w:hAnsi="Calibri" w:cs="Calibri" w:hint="cs"/>
-          <w:i/>
-          <w:iCs/>
-          <w:color w:val="404040" w:themeColor="text1" w:themeTint="BF"/>
-          <w:sz w:val="22"/>
-          <w:szCs w:val="22"/>
-          <w:lang w:val="en-US"/>
-        </w:rPr>
-      </w:pPr>
-      <w:r>
-        <w:rPr>
-          <w:rFonts w:ascii="Calibri" w:hAnsi="Calibri" w:cs="Calibri" w:hint="cs"/>
-          <w:i/>
-          <w:iCs/>
-          <w:color w:val="404040" w:themeColor="text1" w:themeTint="BF"/>
-          <w:sz w:val="22"/>
-          <w:szCs w:val="22"/>
-          <w:rtl/>
-        </w:rPr>
-        <w:t>יותר פרויקטים בעמוד ה-</w:t>
-      </w:r>
-      <w:r>
-        <w:rPr>
-          <w:rFonts w:ascii="Calibri" w:hAnsi="Calibri" w:cs="Calibri"/>
-          <w:i/>
-          <w:iCs/>
-          <w:color w:val="404040" w:themeColor="text1" w:themeTint="BF"/>
-          <w:sz w:val="22"/>
-          <w:szCs w:val="22"/>
-          <w:lang w:val="en-US"/>
-        </w:rPr>
-        <w:t>Git</w:t>
-      </w:r>
+          <w:rtl/>
+        </w:rPr>
+      </w:pPr>
     </w:p>
     <w:p>
       <w:pPr>
@@ -3043,7 +2174,7 @@
               <w:bidi/>
               <w:spacing w:line="276" w:lineRule="auto"/>
               <w:rPr>
-                <w:rFonts w:ascii="Calibri" w:hAnsi="Calibri" w:cs="Calibri" w:hint="cs"/>
+                <w:rFonts w:ascii="Calibri" w:hAnsi="Calibri" w:cs="Calibri"/>
                 <w:b/>
                 <w:bCs/>
                 <w:color w:val="808080" w:themeColor="background1" w:themeShade="80"/>
@@ -3205,7 +2336,7 @@
               <w:bidi/>
               <w:spacing w:line="276" w:lineRule="auto"/>
               <w:rPr>
-                <w:rFonts w:ascii="Calibri" w:hAnsi="Calibri" w:cs="Calibri" w:hint="cs"/>
+                <w:rFonts w:ascii="Calibri" w:hAnsi="Calibri" w:cs="Calibri"/>
                 <w:b/>
                 <w:bCs/>
                 <w:color w:val="808080" w:themeColor="background1" w:themeShade="80"/>
@@ -3220,17 +2351,7 @@
                 <w:color w:val="000000" w:themeColor="text1"/>
                 <w:rtl/>
               </w:rPr>
-              <w:t>הנדסת מערכות מידע</w:t>
-            </w:r>
-            <w:r>
-              <w:rPr>
-                <w:rFonts w:ascii="Calibri" w:hAnsi="Calibri" w:cs="Calibri" w:hint="cs"/>
-                <w:b/>
-                <w:bCs/>
-                <w:color w:val="000000" w:themeColor="text1"/>
-                <w:rtl/>
-              </w:rPr>
-              <w:t xml:space="preserve"> </w:t>
+              <w:t xml:space="preserve">הנדסת מערכות מידע </w:t>
             </w:r>
             <w:r>
               <w:rPr>
@@ -3282,37 +2403,7 @@
                 <w:szCs w:val="22"/>
                 <w:rtl/>
               </w:rPr>
-              <w:t>אוקטובר</w:t>
-            </w:r>
-            <w:r>
-              <w:rPr>
-                <w:rFonts w:ascii="Calibri" w:hAnsi="Calibri" w:cs="Calibri" w:hint="cs"/>
-                <w:color w:val="404040" w:themeColor="text1" w:themeTint="BF"/>
-                <w:sz w:val="22"/>
-                <w:szCs w:val="22"/>
-                <w:rtl/>
-              </w:rPr>
-              <w:t xml:space="preserve"> 20</w:t>
-            </w:r>
-            <w:r>
-              <w:rPr>
-                <w:rFonts w:ascii="Calibri" w:hAnsi="Calibri" w:cs="Calibri" w:hint="cs"/>
-                <w:color w:val="404040" w:themeColor="text1" w:themeTint="BF"/>
-                <w:sz w:val="22"/>
-                <w:szCs w:val="22"/>
-                <w:rtl/>
-              </w:rPr>
-              <w:t>18</w:t>
-            </w:r>
-            <w:r>
-              <w:rPr>
-                <w:rFonts w:ascii="Calibri" w:hAnsi="Calibri" w:cs="Calibri" w:hint="cs"/>
-                <w:color w:val="404040" w:themeColor="text1" w:themeTint="BF"/>
-                <w:sz w:val="22"/>
-                <w:szCs w:val="22"/>
-                <w:rtl/>
-              </w:rPr>
-              <w:t xml:space="preserve"> </w:t>
+              <w:t xml:space="preserve">אוקטובר 2018 </w:t>
             </w:r>
             <w:r>
               <w:rPr>
@@ -3332,37 +2423,7 @@
                 <w:szCs w:val="22"/>
                 <w:rtl/>
               </w:rPr>
-              <w:t xml:space="preserve"> </w:t>
-            </w:r>
-            <w:r>
-              <w:rPr>
-                <w:rFonts w:ascii="Calibri" w:hAnsi="Calibri" w:cs="Calibri" w:hint="cs"/>
-                <w:color w:val="404040" w:themeColor="text1" w:themeTint="BF"/>
-                <w:sz w:val="22"/>
-                <w:szCs w:val="22"/>
-                <w:rtl/>
-              </w:rPr>
-              <w:t>מרץ</w:t>
-            </w:r>
-            <w:r>
-              <w:rPr>
-                <w:rFonts w:ascii="Calibri" w:hAnsi="Calibri" w:cs="Calibri" w:hint="cs"/>
-                <w:color w:val="404040" w:themeColor="text1" w:themeTint="BF"/>
-                <w:sz w:val="22"/>
-                <w:szCs w:val="22"/>
-                <w:rtl/>
-              </w:rPr>
-              <w:t xml:space="preserve"> </w:t>
-            </w:r>
-            <w:r>
-              <w:rPr>
-                <w:rFonts w:ascii="Calibri" w:hAnsi="Calibri" w:cs="Calibri" w:hint="cs"/>
-                <w:color w:val="404040" w:themeColor="text1" w:themeTint="BF"/>
-                <w:sz w:val="22"/>
-                <w:szCs w:val="22"/>
-                <w:rtl/>
-              </w:rPr>
-              <w:t>2020</w:t>
+              <w:t xml:space="preserve"> מרץ 2020</w:t>
             </w:r>
           </w:p>
         </w:tc>
@@ -3426,7 +2487,7 @@
               <w:bidi/>
               <w:spacing w:line="276" w:lineRule="auto"/>
               <w:rPr>
-                <w:rFonts w:ascii="Calibri" w:hAnsi="Calibri" w:cs="Calibri" w:hint="cs"/>
+                <w:rFonts w:ascii="Calibri" w:hAnsi="Calibri" w:cs="Calibri"/>
                 <w:b/>
                 <w:bCs/>
                 <w:color w:val="808080" w:themeColor="background1" w:themeShade="80"/>
@@ -3494,37 +2555,7 @@
                 <w:szCs w:val="22"/>
                 <w:rtl/>
               </w:rPr>
-              <w:t xml:space="preserve">אוקטובר </w:t>
-            </w:r>
-            <w:r>
-              <w:rPr>
-                <w:rFonts w:ascii="Calibri" w:hAnsi="Calibri" w:cs="Calibri" w:hint="cs"/>
-                <w:color w:val="404040" w:themeColor="text1" w:themeTint="BF"/>
-                <w:sz w:val="22"/>
-                <w:szCs w:val="22"/>
-                <w:rtl/>
-              </w:rPr>
-              <w:t>20</w:t>
-            </w:r>
-            <w:r>
-              <w:rPr>
-                <w:rFonts w:ascii="Calibri" w:hAnsi="Calibri" w:cs="Calibri" w:hint="cs"/>
-                <w:color w:val="404040" w:themeColor="text1" w:themeTint="BF"/>
-                <w:sz w:val="22"/>
-                <w:szCs w:val="22"/>
-                <w:rtl/>
-              </w:rPr>
-              <w:t>15</w:t>
-            </w:r>
-            <w:r>
-              <w:rPr>
-                <w:rFonts w:ascii="Calibri" w:hAnsi="Calibri" w:cs="Calibri" w:hint="cs"/>
-                <w:color w:val="404040" w:themeColor="text1" w:themeTint="BF"/>
-                <w:sz w:val="22"/>
-                <w:szCs w:val="22"/>
-                <w:rtl/>
-              </w:rPr>
-              <w:t xml:space="preserve"> </w:t>
+              <w:t xml:space="preserve">אוקטובר 2015 </w:t>
             </w:r>
             <w:r>
               <w:rPr>
@@ -3544,37 +2575,7 @@
                 <w:szCs w:val="22"/>
                 <w:rtl/>
               </w:rPr>
-              <w:t xml:space="preserve"> </w:t>
-            </w:r>
-            <w:r>
-              <w:rPr>
-                <w:rFonts w:ascii="Calibri" w:hAnsi="Calibri" w:cs="Calibri" w:hint="cs"/>
-                <w:color w:val="404040" w:themeColor="text1" w:themeTint="BF"/>
-                <w:sz w:val="22"/>
-                <w:szCs w:val="22"/>
-                <w:rtl/>
-              </w:rPr>
-              <w:t>יוני</w:t>
-            </w:r>
-            <w:r>
-              <w:rPr>
-                <w:rFonts w:ascii="Calibri" w:hAnsi="Calibri" w:cs="Calibri" w:hint="cs"/>
-                <w:color w:val="404040" w:themeColor="text1" w:themeTint="BF"/>
-                <w:sz w:val="22"/>
-                <w:szCs w:val="22"/>
-                <w:rtl/>
-              </w:rPr>
-              <w:t xml:space="preserve"> </w:t>
-            </w:r>
-            <w:r>
-              <w:rPr>
-                <w:rFonts w:ascii="Calibri" w:hAnsi="Calibri" w:cs="Calibri" w:hint="cs"/>
-                <w:color w:val="404040" w:themeColor="text1" w:themeTint="BF"/>
-                <w:sz w:val="22"/>
-                <w:szCs w:val="22"/>
-                <w:rtl/>
-              </w:rPr>
-              <w:t>2017</w:t>
+              <w:t xml:space="preserve"> יוני 2017</w:t>
             </w:r>
           </w:p>
         </w:tc>
@@ -3609,143 +2610,1074 @@
       <w:pPr>
         <w:pStyle w:val="Style1"/>
         <w:rPr>
-          <w:color w:val="404040" w:themeColor="text1" w:themeTint="BF"/>
-          <w:sz w:val="22"/>
-        </w:rPr>
-      </w:pPr>
-      <w:r>
-        <w:rPr>
-          <w:rFonts w:hint="cs"/>
-          <w:rtl/>
-        </w:rPr>
-        <w:t>שפות</w:t>
-      </w:r>
+          <w:rtl/>
+        </w:rPr>
+      </w:pPr>
     </w:p>
     <w:p>
       <w:pPr>
-        <w:bidi/>
-        <w:rPr>
-          <w:rFonts w:ascii="Calibri" w:hAnsi="Calibri" w:cs="Calibri"/>
-          <w:b/>
-          <w:bCs/>
-          <w:color w:val="404040" w:themeColor="text1" w:themeTint="BF"/>
-          <w:sz w:val="22"/>
-          <w:szCs w:val="22"/>
-          <w:rtl/>
-          <w:lang w:val="en-US"/>
-        </w:rPr>
-      </w:pPr>
-      <w:r>
-        <w:rPr>
-          <w:rFonts w:ascii="Calibri" w:hAnsi="Calibri" w:cs="Calibri" w:hint="cs"/>
-          <w:b/>
-          <w:bCs/>
-          <w:rtl/>
-          <w:lang w:val="en-US"/>
-        </w:rPr>
-        <w:t>עברית</w:t>
-      </w:r>
-      <w:r>
-        <w:rPr>
-          <w:rFonts w:ascii="Calibri" w:hAnsi="Calibri" w:cs="Calibri" w:hint="cs"/>
-          <w:b/>
-          <w:bCs/>
-          <w:color w:val="404040" w:themeColor="text1" w:themeTint="BF"/>
-          <w:sz w:val="22"/>
-          <w:szCs w:val="22"/>
-          <w:rtl/>
-          <w:lang w:val="en-US"/>
-        </w:rPr>
-        <w:t xml:space="preserve"> </w:t>
-      </w:r>
-      <w:r>
-        <w:rPr>
-          <w:rFonts w:ascii="Calibri" w:hAnsi="Calibri" w:cs="Calibri"/>
-          <w:color w:val="404040" w:themeColor="text1" w:themeTint="BF"/>
-          <w:sz w:val="22"/>
-          <w:szCs w:val="22"/>
-          <w:rtl/>
-          <w:lang w:val="en-US"/>
-        </w:rPr>
-        <w:t>–</w:t>
-      </w:r>
-      <w:r>
-        <w:rPr>
-          <w:rFonts w:ascii="Calibri" w:hAnsi="Calibri" w:cs="Calibri" w:hint="cs"/>
-          <w:color w:val="404040" w:themeColor="text1" w:themeTint="BF"/>
-          <w:sz w:val="22"/>
-          <w:szCs w:val="22"/>
-          <w:rtl/>
-          <w:lang w:val="en-US"/>
-        </w:rPr>
-        <w:t xml:space="preserve"> שפת אם</w:t>
+        <w:pStyle w:val="Style1"/>
+        <w:rPr>
+          <w:color w:val="404040" w:themeColor="text1" w:themeTint="BF"/>
+          <w:sz w:val="22"/>
+        </w:rPr>
+      </w:pPr>
+      <w:r>
+        <w:rPr>
+          <w:rFonts w:hint="cs"/>
+          <w:rtl/>
+        </w:rPr>
+        <w:lastRenderedPageBreak/>
+        <w:t>פרוייקטים שלי</w:t>
       </w:r>
     </w:p>
     <w:p>
       <w:pPr>
+        <w:tabs>
+          <w:tab w:val="left" w:pos="8931"/>
+        </w:tabs>
         <w:bidi/>
-        <w:rPr>
-          <w:rFonts w:ascii="Calibri" w:hAnsi="Calibri" w:cs="Calibri"/>
-          <w:b/>
-          <w:bCs/>
-          <w:color w:val="404040" w:themeColor="text1" w:themeTint="BF"/>
-          <w:sz w:val="22"/>
-          <w:szCs w:val="22"/>
-          <w:rtl/>
-          <w:lang w:val="en-US"/>
-        </w:rPr>
-      </w:pPr>
-      <w:r>
-        <w:rPr>
-          <w:rFonts w:ascii="Calibri" w:hAnsi="Calibri" w:cs="Calibri" w:hint="cs"/>
-          <w:b/>
-          <w:bCs/>
-          <w:rtl/>
-          <w:lang w:val="en-US"/>
-        </w:rPr>
-        <w:t>רוסית</w:t>
-      </w:r>
-      <w:r>
-        <w:rPr>
-          <w:rFonts w:ascii="Calibri" w:hAnsi="Calibri" w:cs="Calibri" w:hint="cs"/>
-          <w:b/>
-          <w:bCs/>
-          <w:color w:val="404040" w:themeColor="text1" w:themeTint="BF"/>
-          <w:sz w:val="22"/>
-          <w:szCs w:val="22"/>
-          <w:rtl/>
-          <w:lang w:val="en-US"/>
+        <w:spacing w:after="0" w:line="276" w:lineRule="auto"/>
+        <w:rPr>
+          <w:rFonts w:ascii="Calibri" w:hAnsi="Calibri" w:cs="Calibri"/>
+          <w:color w:val="404040" w:themeColor="text1" w:themeTint="BF"/>
+          <w:sz w:val="22"/>
+          <w:szCs w:val="22"/>
+        </w:rPr>
+      </w:pPr>
+      <w:r>
+        <w:rPr>
+          <w:rFonts w:ascii="Calibri" w:hAnsi="Calibri" w:cs="Calibri"/>
+          <w:color w:val="000000" w:themeColor="text1"/>
         </w:rPr>
         <w:t xml:space="preserve"> </w:t>
       </w:r>
-      <w:r>
-        <w:rPr>
-          <w:rFonts w:ascii="Calibri" w:hAnsi="Calibri" w:cs="Calibri"/>
-          <w:color w:val="404040" w:themeColor="text1" w:themeTint="BF"/>
-          <w:sz w:val="22"/>
-          <w:szCs w:val="22"/>
-          <w:rtl/>
-          <w:lang w:val="en-US"/>
-        </w:rPr>
-        <w:t>–</w:t>
-      </w:r>
-      <w:r>
-        <w:rPr>
-          <w:rFonts w:ascii="Calibri" w:hAnsi="Calibri" w:cs="Calibri" w:hint="cs"/>
-          <w:color w:val="404040" w:themeColor="text1" w:themeTint="BF"/>
-          <w:sz w:val="22"/>
-          <w:szCs w:val="22"/>
-          <w:rtl/>
-          <w:lang w:val="en-US"/>
-        </w:rPr>
-        <w:t xml:space="preserve"> שפת אם</w:t>
+      <w:hyperlink r:id="rId11" w:tooltip="https://github.com/SergeyZimakov/WorkingHoursAPI" w:history="1">
+        <w:r>
+          <w:rPr>
+            <w:rStyle w:val="Hyperlink"/>
+            <w:rFonts w:ascii="Calibri" w:hAnsi="Calibri" w:cs="Calibri"/>
+          </w:rPr>
+          <w:t>Git</w:t>
+        </w:r>
+      </w:hyperlink>
+      <w:r>
+        <w:rPr>
+          <w:rFonts w:ascii="Calibri" w:hAnsi="Calibri" w:cs="Calibri"/>
+          <w:b/>
+          <w:bCs/>
+          <w:color w:val="000000" w:themeColor="text1"/>
+        </w:rPr>
+        <w:t xml:space="preserve"> </w:t>
+      </w:r>
+      <w:r>
+        <w:rPr>
+          <w:rFonts w:ascii="Calibri" w:hAnsi="Calibri" w:cs="Calibri"/>
+          <w:color w:val="808080" w:themeColor="background1" w:themeShade="80"/>
+        </w:rPr>
+        <w:t>|</w:t>
+      </w:r>
+      <w:r>
+        <w:rPr>
+          <w:rFonts w:ascii="Calibri" w:hAnsi="Calibri" w:cs="Calibri"/>
+          <w:b/>
+          <w:bCs/>
+          <w:color w:val="000000" w:themeColor="text1"/>
+        </w:rPr>
+        <w:t xml:space="preserve"> </w:t>
+      </w:r>
+      <w:r>
+        <w:rPr>
+          <w:rFonts w:ascii="Calibri" w:hAnsi="Calibri" w:cs="Calibri"/>
+          <w:color w:val="808080" w:themeColor="background1" w:themeShade="80"/>
+        </w:rPr>
+        <w:t xml:space="preserve">2024 – 2025 </w:t>
+      </w:r>
+      <w:r>
+        <w:rPr>
+          <w:rFonts w:ascii="Calibri" w:hAnsi="Calibri" w:cs="Calibri"/>
+          <w:color w:val="000000" w:themeColor="text1"/>
+        </w:rPr>
+        <w:t>|</w:t>
+      </w:r>
+      <w:r>
+        <w:rPr>
+          <w:rFonts w:ascii="Calibri" w:hAnsi="Calibri" w:cs="Calibri"/>
+          <w:color w:val="808080" w:themeColor="background1" w:themeShade="80"/>
+        </w:rPr>
+        <w:t xml:space="preserve"> </w:t>
+      </w:r>
+      <w:proofErr w:type="spellStart"/>
+      <w:r>
+        <w:rPr>
+          <w:rFonts w:ascii="Calibri" w:hAnsi="Calibri" w:cs="Calibri"/>
+          <w:b/>
+          <w:bCs/>
+          <w:color w:val="000000" w:themeColor="text1"/>
+        </w:rPr>
+        <w:t>WorkingHoursAPI</w:t>
+      </w:r>
+      <w:proofErr w:type="spellEnd"/>
+      <w:r>
+        <w:rPr>
+          <w:rFonts w:ascii="Calibri" w:hAnsi="Calibri" w:cs="Calibri"/>
+          <w:color w:val="808080" w:themeColor="background1" w:themeShade="80"/>
+        </w:rPr>
+        <w:t xml:space="preserve"> </w:t>
+      </w:r>
+      <w:r>
+        <w:rPr>
+          <w:rFonts w:ascii="Calibri" w:hAnsi="Calibri" w:cs="Calibri"/>
+          <w:b/>
+          <w:bCs/>
+          <w:color w:val="000000" w:themeColor="text1"/>
+        </w:rPr>
+        <w:tab/>
       </w:r>
     </w:p>
     <w:p>
       <w:pPr>
         <w:bidi/>
-        <w:rPr>
-          <w:rFonts w:ascii="Calibri" w:hAnsi="Calibri" w:cs="Calibri" w:hint="cs"/>
+        <w:spacing w:after="0" w:line="276" w:lineRule="auto"/>
+        <w:rPr>
+          <w:rFonts w:ascii="Calibri" w:hAnsi="Calibri" w:cs="Calibri"/>
+          <w:color w:val="404040" w:themeColor="text1" w:themeTint="BF"/>
+          <w:sz w:val="22"/>
+          <w:szCs w:val="22"/>
+          <w:rtl/>
+          <w:lang w:val="en-US"/>
+        </w:rPr>
+      </w:pPr>
+      <w:r>
+        <w:rPr>
+          <w:rFonts w:ascii="Calibri" w:hAnsi="Calibri" w:cs="Calibri" w:hint="cs"/>
+          <w:color w:val="404040" w:themeColor="text1" w:themeTint="BF"/>
+          <w:sz w:val="22"/>
+          <w:szCs w:val="22"/>
+          <w:rtl/>
+        </w:rPr>
+        <w:t>טכנולוגיות:</w:t>
+      </w:r>
+      <w:r>
+        <w:rPr>
+          <w:rFonts w:ascii="Calibri" w:hAnsi="Calibri" w:cs="Calibri"/>
+          <w:color w:val="404040" w:themeColor="text1" w:themeTint="BF"/>
+          <w:sz w:val="22"/>
+          <w:szCs w:val="22"/>
+          <w:lang w:val="en-US"/>
+        </w:rPr>
+        <w:t xml:space="preserve"> </w:t>
+      </w:r>
+      <w:r>
+        <w:rPr>
+          <w:rFonts w:ascii="Calibri" w:hAnsi="Calibri" w:cs="Calibri" w:hint="cs"/>
+          <w:color w:val="404040" w:themeColor="text1" w:themeTint="BF"/>
+          <w:sz w:val="22"/>
+          <w:szCs w:val="22"/>
+          <w:rtl/>
+          <w:lang w:val="en-US"/>
+        </w:rPr>
+        <w:t xml:space="preserve"> </w:t>
+      </w:r>
+      <w:r>
+        <w:rPr>
+          <w:rFonts w:ascii="Calibri" w:hAnsi="Calibri" w:cs="Calibri"/>
+          <w:color w:val="404040" w:themeColor="text1" w:themeTint="BF"/>
+          <w:sz w:val="22"/>
+          <w:szCs w:val="22"/>
+          <w:lang w:val="en-US"/>
+        </w:rPr>
+        <w:t>C#</w:t>
+      </w:r>
+      <w:r>
+        <w:rPr>
+          <w:rFonts w:ascii="Calibri" w:hAnsi="Calibri" w:cs="Calibri" w:hint="cs"/>
+          <w:color w:val="404040" w:themeColor="text1" w:themeTint="BF"/>
+          <w:sz w:val="22"/>
+          <w:szCs w:val="22"/>
+          <w:rtl/>
+          <w:lang w:val="en-US"/>
+        </w:rPr>
+        <w:t xml:space="preserve">, </w:t>
+      </w:r>
+      <w:r>
+        <w:rPr>
+          <w:rFonts w:ascii="Calibri" w:hAnsi="Calibri" w:cs="Calibri"/>
+          <w:color w:val="404040" w:themeColor="text1" w:themeTint="BF"/>
+          <w:sz w:val="22"/>
+          <w:szCs w:val="22"/>
+          <w:lang w:val="en-US"/>
+        </w:rPr>
+        <w:t>PostgreSQL</w:t>
+      </w:r>
+    </w:p>
+    <w:p>
+      <w:pPr>
+        <w:bidi/>
+        <w:spacing w:after="0" w:line="276" w:lineRule="auto"/>
+        <w:rPr>
+          <w:rFonts w:ascii="Calibri" w:hAnsi="Calibri" w:cs="Calibri"/>
+          <w:color w:val="404040" w:themeColor="text1" w:themeTint="BF"/>
+          <w:sz w:val="22"/>
+          <w:szCs w:val="22"/>
+          <w:rtl/>
+          <w:lang w:val="en-US"/>
+        </w:rPr>
+      </w:pPr>
+      <w:r>
+        <w:rPr>
+          <w:rFonts w:ascii="Calibri" w:hAnsi="Calibri" w:cs="Calibri" w:hint="cs"/>
+          <w:color w:val="404040" w:themeColor="text1" w:themeTint="BF"/>
+          <w:sz w:val="22"/>
+          <w:szCs w:val="22"/>
+          <w:rtl/>
+          <w:lang w:val="en-US"/>
+        </w:rPr>
+        <w:t>מטרות הפרוייקט:</w:t>
+      </w:r>
+    </w:p>
+    <w:p>
+      <w:pPr>
+        <w:pStyle w:val="ListParagraph"/>
+        <w:numPr>
+          <w:ilvl w:val="0"/>
+          <w:numId w:val="5"/>
+        </w:numPr>
+        <w:bidi/>
+        <w:spacing w:after="0" w:line="276" w:lineRule="auto"/>
+        <w:rPr>
+          <w:rFonts w:ascii="Calibri" w:hAnsi="Calibri" w:cs="Calibri"/>
+          <w:color w:val="404040" w:themeColor="text1" w:themeTint="BF"/>
+          <w:sz w:val="22"/>
+          <w:szCs w:val="22"/>
+          <w:lang w:val="en-US"/>
+        </w:rPr>
+      </w:pPr>
+      <w:r>
+        <w:rPr>
+          <w:rFonts w:ascii="Calibri" w:hAnsi="Calibri" w:cs="Calibri" w:hint="cs"/>
+          <w:color w:val="404040" w:themeColor="text1" w:themeTint="BF"/>
+          <w:sz w:val="22"/>
+          <w:szCs w:val="22"/>
+          <w:rtl/>
+          <w:lang w:val="en-US"/>
+        </w:rPr>
+        <w:t xml:space="preserve">לבנות </w:t>
+      </w:r>
+      <w:r>
+        <w:rPr>
+          <w:rFonts w:ascii="Calibri" w:hAnsi="Calibri" w:cs="Calibri"/>
+          <w:color w:val="404040" w:themeColor="text1" w:themeTint="BF"/>
+          <w:sz w:val="22"/>
+          <w:szCs w:val="22"/>
+          <w:lang w:val="en-US"/>
+        </w:rPr>
+        <w:t>REST API</w:t>
+      </w:r>
+      <w:r>
+        <w:rPr>
+          <w:rFonts w:ascii="Calibri" w:hAnsi="Calibri" w:cs="Calibri" w:hint="cs"/>
+          <w:color w:val="404040" w:themeColor="text1" w:themeTint="BF"/>
+          <w:sz w:val="22"/>
+          <w:szCs w:val="22"/>
+          <w:rtl/>
+          <w:lang w:val="en-US"/>
+        </w:rPr>
+        <w:t xml:space="preserve"> בשביל מעקב שעות בודה</w:t>
+      </w:r>
+    </w:p>
+    <w:p>
+      <w:pPr>
+        <w:pStyle w:val="ListParagraph"/>
+        <w:numPr>
+          <w:ilvl w:val="0"/>
+          <w:numId w:val="5"/>
+        </w:numPr>
+        <w:bidi/>
+        <w:spacing w:after="0" w:line="276" w:lineRule="auto"/>
+        <w:rPr>
+          <w:rFonts w:ascii="Calibri" w:hAnsi="Calibri" w:cs="Calibri"/>
+          <w:color w:val="404040" w:themeColor="text1" w:themeTint="BF"/>
+          <w:sz w:val="22"/>
+          <w:szCs w:val="22"/>
+          <w:lang w:val="en-US"/>
+        </w:rPr>
+      </w:pPr>
+      <w:r>
+        <w:rPr>
+          <w:rFonts w:ascii="Calibri" w:hAnsi="Calibri" w:cs="Calibri" w:hint="cs"/>
+          <w:color w:val="404040" w:themeColor="text1" w:themeTint="BF"/>
+          <w:sz w:val="22"/>
+          <w:szCs w:val="22"/>
+          <w:rtl/>
+          <w:lang w:val="en-US"/>
+        </w:rPr>
+        <w:t xml:space="preserve">ללמוד </w:t>
+      </w:r>
+      <w:r>
+        <w:rPr>
+          <w:rFonts w:ascii="Calibri" w:hAnsi="Calibri" w:cs="Calibri"/>
+          <w:color w:val="404040" w:themeColor="text1" w:themeTint="BF"/>
+          <w:sz w:val="22"/>
+          <w:szCs w:val="22"/>
+          <w:lang w:val="en-US"/>
+        </w:rPr>
+        <w:t>PostgreSQL</w:t>
+      </w:r>
+      <w:r>
+        <w:rPr>
+          <w:rFonts w:ascii="Calibri" w:hAnsi="Calibri" w:cs="Calibri" w:hint="cs"/>
+          <w:color w:val="404040" w:themeColor="text1" w:themeTint="BF"/>
+          <w:sz w:val="22"/>
+          <w:szCs w:val="22"/>
+          <w:rtl/>
+          <w:lang w:val="en-US"/>
+        </w:rPr>
+        <w:t xml:space="preserve"> ו-</w:t>
+      </w:r>
+      <w:proofErr w:type="spellStart"/>
+      <w:r>
+        <w:rPr>
+          <w:rFonts w:ascii="Calibri" w:hAnsi="Calibri" w:cs="Calibri"/>
+          <w:color w:val="404040" w:themeColor="text1" w:themeTint="BF"/>
+          <w:sz w:val="22"/>
+          <w:szCs w:val="22"/>
+          <w:lang w:val="en-US"/>
+        </w:rPr>
+        <w:t>pgAdmin</w:t>
+      </w:r>
+      <w:proofErr w:type="spellEnd"/>
+      <w:r>
+        <w:rPr>
+          <w:rFonts w:ascii="Calibri" w:hAnsi="Calibri" w:cs="Calibri" w:hint="cs"/>
+          <w:color w:val="404040" w:themeColor="text1" w:themeTint="BF"/>
+          <w:sz w:val="22"/>
+          <w:szCs w:val="22"/>
+          <w:rtl/>
+          <w:lang w:val="en-US"/>
+        </w:rPr>
+        <w:t xml:space="preserve"> בשביל ניהול </w:t>
+      </w:r>
+      <w:r>
+        <w:rPr>
+          <w:rFonts w:ascii="Calibri" w:hAnsi="Calibri" w:cs="Calibri"/>
+          <w:color w:val="404040" w:themeColor="text1" w:themeTint="BF"/>
+          <w:sz w:val="22"/>
+          <w:szCs w:val="22"/>
+          <w:lang w:val="en-US"/>
+        </w:rPr>
+        <w:t>database</w:t>
+      </w:r>
+    </w:p>
+    <w:p>
+      <w:pPr>
+        <w:pStyle w:val="ListParagraph"/>
+        <w:numPr>
+          <w:ilvl w:val="0"/>
+          <w:numId w:val="5"/>
+        </w:numPr>
+        <w:bidi/>
+        <w:spacing w:after="0" w:line="276" w:lineRule="auto"/>
+        <w:rPr>
+          <w:rFonts w:ascii="Calibri" w:hAnsi="Calibri" w:cs="Calibri"/>
+          <w:color w:val="404040" w:themeColor="text1" w:themeTint="BF"/>
+          <w:sz w:val="22"/>
+          <w:szCs w:val="22"/>
+          <w:lang w:val="en-US"/>
+        </w:rPr>
+      </w:pPr>
+      <w:r>
+        <w:rPr>
+          <w:rFonts w:ascii="Calibri" w:hAnsi="Calibri" w:cs="Calibri" w:hint="cs"/>
+          <w:color w:val="404040" w:themeColor="text1" w:themeTint="BF"/>
+          <w:sz w:val="22"/>
+          <w:szCs w:val="22"/>
+          <w:rtl/>
+          <w:lang w:val="en-US"/>
+        </w:rPr>
+        <w:t>לתרגל שימוש ב-</w:t>
+      </w:r>
+      <w:r>
+        <w:rPr>
+          <w:rFonts w:ascii="Calibri" w:hAnsi="Calibri" w:cs="Calibri"/>
+          <w:color w:val="404040" w:themeColor="text1" w:themeTint="BF"/>
+          <w:sz w:val="22"/>
+          <w:szCs w:val="22"/>
+          <w:lang w:val="en-US"/>
+        </w:rPr>
+        <w:t>Entity Framework</w:t>
+      </w:r>
+      <w:r>
+        <w:rPr>
+          <w:rFonts w:ascii="Calibri" w:hAnsi="Calibri" w:cs="Calibri" w:hint="cs"/>
+          <w:color w:val="404040" w:themeColor="text1" w:themeTint="BF"/>
+          <w:sz w:val="22"/>
+          <w:szCs w:val="22"/>
+          <w:rtl/>
+          <w:lang w:val="en-US"/>
+        </w:rPr>
+        <w:t xml:space="preserve"> בשביל פניות ל-</w:t>
+      </w:r>
+      <w:r>
+        <w:rPr>
+          <w:rFonts w:ascii="Calibri" w:hAnsi="Calibri" w:cs="Calibri"/>
+          <w:color w:val="404040" w:themeColor="text1" w:themeTint="BF"/>
+          <w:sz w:val="22"/>
+          <w:szCs w:val="22"/>
+          <w:lang w:val="en-US"/>
+        </w:rPr>
+        <w:t>database</w:t>
+      </w:r>
+    </w:p>
+    <w:p>
+      <w:pPr>
+        <w:tabs>
+          <w:tab w:val="left" w:pos="8931"/>
+        </w:tabs>
+        <w:spacing w:after="0" w:line="276" w:lineRule="auto"/>
+        <w:rPr>
+          <w:rFonts w:ascii="Calibri" w:hAnsi="Calibri" w:cs="Calibri"/>
+          <w:b/>
+          <w:bCs/>
+          <w:color w:val="000000" w:themeColor="text1"/>
+          <w:lang w:val="en-US"/>
+        </w:rPr>
+      </w:pPr>
+    </w:p>
+    <w:p>
+      <w:pPr>
+        <w:tabs>
+          <w:tab w:val="left" w:pos="8931"/>
+        </w:tabs>
+        <w:bidi/>
+        <w:spacing w:after="0" w:line="276" w:lineRule="auto"/>
+        <w:rPr>
+          <w:rFonts w:ascii="Calibri" w:hAnsi="Calibri" w:cs="Calibri"/>
+          <w:color w:val="404040" w:themeColor="text1" w:themeTint="BF"/>
+          <w:sz w:val="22"/>
+          <w:szCs w:val="22"/>
+        </w:rPr>
+      </w:pPr>
+      <w:hyperlink r:id="rId12" w:tooltip="https://github.com/SergeyZimakov/CMake-2022" w:history="1">
+        <w:r>
+          <w:rPr>
+            <w:rStyle w:val="Hyperlink"/>
+            <w:rFonts w:ascii="Calibri" w:hAnsi="Calibri" w:cs="Calibri"/>
+          </w:rPr>
+          <w:t>Git</w:t>
+        </w:r>
+      </w:hyperlink>
+      <w:r>
+        <w:rPr>
+          <w:rFonts w:ascii="Calibri" w:hAnsi="Calibri" w:cs="Calibri"/>
+          <w:b/>
+          <w:bCs/>
+          <w:color w:val="000000" w:themeColor="text1"/>
+        </w:rPr>
+        <w:t xml:space="preserve"> </w:t>
+      </w:r>
+      <w:r>
+        <w:rPr>
+          <w:rFonts w:ascii="Calibri" w:hAnsi="Calibri" w:cs="Calibri"/>
+          <w:color w:val="808080" w:themeColor="background1" w:themeShade="80"/>
+        </w:rPr>
+        <w:t>|</w:t>
+      </w:r>
+      <w:r>
+        <w:rPr>
+          <w:rFonts w:ascii="Calibri" w:hAnsi="Calibri" w:cs="Calibri"/>
+          <w:b/>
+          <w:bCs/>
+          <w:color w:val="000000" w:themeColor="text1"/>
+        </w:rPr>
+        <w:t xml:space="preserve"> </w:t>
+      </w:r>
+      <w:r>
+        <w:rPr>
+          <w:rFonts w:ascii="Calibri" w:hAnsi="Calibri" w:cs="Calibri"/>
+          <w:color w:val="808080" w:themeColor="background1" w:themeShade="80"/>
+        </w:rPr>
+        <w:t xml:space="preserve">2022 </w:t>
+      </w:r>
+      <w:r>
+        <w:rPr>
+          <w:rFonts w:ascii="Calibri" w:hAnsi="Calibri" w:cs="Calibri"/>
+          <w:color w:val="000000" w:themeColor="text1"/>
+        </w:rPr>
+        <w:t>|</w:t>
+      </w:r>
+      <w:r>
+        <w:rPr>
+          <w:rFonts w:ascii="Calibri" w:hAnsi="Calibri" w:cs="Calibri"/>
+          <w:color w:val="808080" w:themeColor="background1" w:themeShade="80"/>
+        </w:rPr>
+        <w:t xml:space="preserve"> </w:t>
+      </w:r>
+      <w:proofErr w:type="spellStart"/>
+      <w:r>
+        <w:rPr>
+          <w:rFonts w:ascii="Calibri" w:hAnsi="Calibri" w:cs="Calibri"/>
+          <w:b/>
+          <w:bCs/>
+          <w:color w:val="000000" w:themeColor="text1"/>
+        </w:rPr>
+        <w:t>CMake</w:t>
+      </w:r>
+      <w:proofErr w:type="spellEnd"/>
+      <w:r>
+        <w:rPr>
+          <w:rFonts w:ascii="Calibri" w:hAnsi="Calibri" w:cs="Calibri"/>
+          <w:b/>
+          <w:bCs/>
+          <w:color w:val="000000" w:themeColor="text1"/>
+        </w:rPr>
+        <w:t xml:space="preserve"> Project</w:t>
+      </w:r>
+      <w:r>
+        <w:rPr>
+          <w:rFonts w:ascii="Calibri" w:hAnsi="Calibri" w:cs="Calibri"/>
+          <w:b/>
+          <w:bCs/>
+          <w:color w:val="000000" w:themeColor="text1"/>
+        </w:rPr>
+        <w:tab/>
+      </w:r>
+    </w:p>
+    <w:p>
+      <w:pPr>
+        <w:bidi/>
+        <w:spacing w:after="0" w:line="276" w:lineRule="auto"/>
+        <w:rPr>
+          <w:rFonts w:ascii="Calibri" w:hAnsi="Calibri" w:cs="Calibri"/>
+          <w:color w:val="404040" w:themeColor="text1" w:themeTint="BF"/>
+          <w:sz w:val="22"/>
+          <w:szCs w:val="22"/>
+          <w:rtl/>
+          <w:lang w:val="en-US"/>
+        </w:rPr>
+      </w:pPr>
+      <w:r>
+        <w:rPr>
+          <w:rFonts w:ascii="Calibri" w:hAnsi="Calibri" w:cs="Calibri" w:hint="cs"/>
+          <w:color w:val="404040" w:themeColor="text1" w:themeTint="BF"/>
+          <w:sz w:val="22"/>
+          <w:szCs w:val="22"/>
+          <w:rtl/>
+        </w:rPr>
+        <w:t>טכנולוגיות:</w:t>
+      </w:r>
+      <w:r>
+        <w:rPr>
+          <w:rFonts w:ascii="Calibri" w:hAnsi="Calibri" w:cs="Calibri"/>
+          <w:color w:val="404040" w:themeColor="text1" w:themeTint="BF"/>
+          <w:sz w:val="22"/>
+          <w:szCs w:val="22"/>
+          <w:lang w:val="en-US"/>
+        </w:rPr>
+        <w:t xml:space="preserve"> </w:t>
+      </w:r>
+      <w:r>
+        <w:rPr>
+          <w:rFonts w:ascii="Calibri" w:hAnsi="Calibri" w:cs="Calibri" w:hint="cs"/>
+          <w:color w:val="404040" w:themeColor="text1" w:themeTint="BF"/>
+          <w:sz w:val="22"/>
+          <w:szCs w:val="22"/>
+          <w:rtl/>
+          <w:lang w:val="en-US"/>
+        </w:rPr>
+        <w:t xml:space="preserve"> </w:t>
+      </w:r>
+      <w:r>
+        <w:rPr>
+          <w:rFonts w:ascii="Calibri" w:hAnsi="Calibri" w:cs="Calibri"/>
+          <w:color w:val="404040" w:themeColor="text1" w:themeTint="BF"/>
+          <w:sz w:val="22"/>
+          <w:szCs w:val="22"/>
+          <w:lang w:val="en-US"/>
+        </w:rPr>
+        <w:t>CI/CD Actions</w:t>
+      </w:r>
+      <w:r>
+        <w:rPr>
+          <w:rFonts w:ascii="Calibri" w:hAnsi="Calibri" w:cs="Calibri" w:hint="cs"/>
+          <w:color w:val="404040" w:themeColor="text1" w:themeTint="BF"/>
+          <w:sz w:val="22"/>
+          <w:szCs w:val="22"/>
+          <w:rtl/>
+          <w:lang w:val="en-US"/>
+        </w:rPr>
+        <w:t xml:space="preserve">, </w:t>
+      </w:r>
+      <w:proofErr w:type="spellStart"/>
+      <w:r>
+        <w:rPr>
+          <w:rFonts w:ascii="Calibri" w:hAnsi="Calibri" w:cs="Calibri"/>
+          <w:color w:val="404040" w:themeColor="text1" w:themeTint="BF"/>
+          <w:sz w:val="22"/>
+          <w:szCs w:val="22"/>
+          <w:lang w:val="en-US"/>
+        </w:rPr>
+        <w:t>CMake</w:t>
+      </w:r>
+      <w:proofErr w:type="spellEnd"/>
+      <w:r>
+        <w:rPr>
+          <w:rFonts w:ascii="Calibri" w:hAnsi="Calibri" w:cs="Calibri" w:hint="cs"/>
+          <w:color w:val="404040" w:themeColor="text1" w:themeTint="BF"/>
+          <w:sz w:val="22"/>
+          <w:szCs w:val="22"/>
+          <w:rtl/>
+          <w:lang w:val="en-US"/>
+        </w:rPr>
+        <w:t xml:space="preserve">, </w:t>
+      </w:r>
+      <w:r>
+        <w:rPr>
+          <w:rFonts w:ascii="Calibri" w:hAnsi="Calibri" w:cs="Calibri"/>
+          <w:color w:val="404040" w:themeColor="text1" w:themeTint="BF"/>
+          <w:sz w:val="22"/>
+          <w:szCs w:val="22"/>
+          <w:lang w:val="en-US"/>
+        </w:rPr>
+        <w:t>Docker</w:t>
+      </w:r>
+      <w:r>
+        <w:rPr>
+          <w:rFonts w:ascii="Calibri" w:hAnsi="Calibri" w:cs="Calibri" w:hint="cs"/>
+          <w:color w:val="404040" w:themeColor="text1" w:themeTint="BF"/>
+          <w:sz w:val="22"/>
+          <w:szCs w:val="22"/>
+          <w:rtl/>
+          <w:lang w:val="en-US"/>
+        </w:rPr>
+        <w:t xml:space="preserve">, </w:t>
+      </w:r>
+      <w:r>
+        <w:rPr>
+          <w:rFonts w:ascii="Calibri" w:hAnsi="Calibri" w:cs="Calibri"/>
+          <w:color w:val="404040" w:themeColor="text1" w:themeTint="BF"/>
+          <w:sz w:val="22"/>
+          <w:szCs w:val="22"/>
+          <w:lang w:val="en-US"/>
+        </w:rPr>
+        <w:t>C++</w:t>
+      </w:r>
+      <w:r>
+        <w:rPr>
+          <w:rFonts w:ascii="Calibri" w:hAnsi="Calibri" w:cs="Calibri" w:hint="cs"/>
+          <w:color w:val="404040" w:themeColor="text1" w:themeTint="BF"/>
+          <w:sz w:val="22"/>
+          <w:szCs w:val="22"/>
+          <w:rtl/>
+          <w:lang w:val="en-US"/>
+        </w:rPr>
+        <w:t xml:space="preserve"> </w:t>
+      </w:r>
+    </w:p>
+    <w:p>
+      <w:pPr>
+        <w:bidi/>
+        <w:spacing w:after="0" w:line="276" w:lineRule="auto"/>
+        <w:rPr>
+          <w:rFonts w:ascii="Calibri" w:hAnsi="Calibri" w:cs="Calibri"/>
+          <w:color w:val="404040" w:themeColor="text1" w:themeTint="BF"/>
+          <w:sz w:val="22"/>
+          <w:szCs w:val="22"/>
+          <w:rtl/>
+          <w:lang w:val="en-US"/>
+        </w:rPr>
+      </w:pPr>
+      <w:r>
+        <w:rPr>
+          <w:rFonts w:ascii="Calibri" w:hAnsi="Calibri" w:cs="Calibri" w:hint="cs"/>
+          <w:color w:val="404040" w:themeColor="text1" w:themeTint="BF"/>
+          <w:sz w:val="22"/>
+          <w:szCs w:val="22"/>
+          <w:rtl/>
+          <w:lang w:val="en-US"/>
+        </w:rPr>
+        <w:t>מטרות הפרוייקט:</w:t>
+      </w:r>
+    </w:p>
+    <w:p>
+      <w:pPr>
+        <w:pStyle w:val="ListParagraph"/>
+        <w:numPr>
+          <w:ilvl w:val="0"/>
+          <w:numId w:val="5"/>
+        </w:numPr>
+        <w:bidi/>
+        <w:spacing w:after="0" w:line="276" w:lineRule="auto"/>
+        <w:rPr>
+          <w:rFonts w:ascii="Calibri" w:hAnsi="Calibri" w:cs="Calibri"/>
+          <w:color w:val="404040" w:themeColor="text1" w:themeTint="BF"/>
+          <w:sz w:val="22"/>
+          <w:szCs w:val="22"/>
+          <w:lang w:val="en-US"/>
+        </w:rPr>
+      </w:pPr>
+      <w:r>
+        <w:rPr>
+          <w:rFonts w:ascii="Calibri" w:hAnsi="Calibri" w:cs="Calibri" w:hint="cs"/>
+          <w:color w:val="404040" w:themeColor="text1" w:themeTint="BF"/>
+          <w:sz w:val="22"/>
+          <w:szCs w:val="22"/>
+          <w:rtl/>
+          <w:lang w:val="en-US"/>
+        </w:rPr>
+        <w:t>ללמוד ליצור פרוייקט פשוט ב-</w:t>
+      </w:r>
+      <w:r>
+        <w:rPr>
+          <w:rFonts w:ascii="Calibri" w:hAnsi="Calibri" w:cs="Calibri"/>
+          <w:color w:val="404040" w:themeColor="text1" w:themeTint="BF"/>
+          <w:sz w:val="22"/>
+          <w:szCs w:val="22"/>
+          <w:lang w:val="en-US"/>
+        </w:rPr>
+        <w:t>C++</w:t>
+      </w:r>
+      <w:r>
+        <w:rPr>
+          <w:rFonts w:ascii="Calibri" w:hAnsi="Calibri" w:cs="Calibri" w:hint="cs"/>
+          <w:color w:val="404040" w:themeColor="text1" w:themeTint="BF"/>
+          <w:sz w:val="22"/>
+          <w:szCs w:val="22"/>
+          <w:rtl/>
+          <w:lang w:val="en-US"/>
+        </w:rPr>
+        <w:t xml:space="preserve"> עם תמיכה בפלטפורמות שונות בעזרת </w:t>
+      </w:r>
+      <w:proofErr w:type="spellStart"/>
+      <w:r>
+        <w:rPr>
+          <w:rFonts w:ascii="Calibri" w:hAnsi="Calibri" w:cs="Calibri"/>
+          <w:color w:val="404040" w:themeColor="text1" w:themeTint="BF"/>
+          <w:sz w:val="22"/>
+          <w:szCs w:val="22"/>
+          <w:lang w:val="en-US"/>
+        </w:rPr>
+        <w:t>CMake</w:t>
+      </w:r>
+      <w:proofErr w:type="spellEnd"/>
+      <w:r>
+        <w:rPr>
+          <w:rFonts w:ascii="Calibri" w:hAnsi="Calibri" w:cs="Calibri" w:hint="cs"/>
+          <w:color w:val="404040" w:themeColor="text1" w:themeTint="BF"/>
+          <w:sz w:val="22"/>
+          <w:szCs w:val="22"/>
+          <w:rtl/>
+          <w:lang w:val="en-US"/>
+        </w:rPr>
+        <w:t xml:space="preserve"> ו-</w:t>
+      </w:r>
+      <w:r>
+        <w:rPr>
+          <w:rFonts w:ascii="Calibri" w:hAnsi="Calibri" w:cs="Calibri"/>
+          <w:color w:val="404040" w:themeColor="text1" w:themeTint="BF"/>
+          <w:sz w:val="22"/>
+          <w:szCs w:val="22"/>
+          <w:lang w:val="en-US"/>
+        </w:rPr>
+        <w:t>Docker</w:t>
+      </w:r>
+    </w:p>
+    <w:p>
+      <w:pPr>
+        <w:pStyle w:val="ListParagraph"/>
+        <w:numPr>
+          <w:ilvl w:val="0"/>
+          <w:numId w:val="5"/>
+        </w:numPr>
+        <w:bidi/>
+        <w:spacing w:after="0" w:line="276" w:lineRule="auto"/>
+        <w:rPr>
+          <w:rFonts w:ascii="Calibri" w:hAnsi="Calibri" w:cs="Calibri"/>
+          <w:color w:val="404040" w:themeColor="text1" w:themeTint="BF"/>
+          <w:sz w:val="22"/>
+          <w:szCs w:val="22"/>
+          <w:lang w:val="en-US"/>
+        </w:rPr>
+      </w:pPr>
+      <w:r>
+        <w:rPr>
+          <w:rFonts w:ascii="Calibri" w:hAnsi="Calibri" w:cs="Calibri" w:hint="cs"/>
+          <w:color w:val="404040" w:themeColor="text1" w:themeTint="BF"/>
+          <w:sz w:val="22"/>
+          <w:szCs w:val="22"/>
+          <w:rtl/>
+          <w:lang w:val="en-US"/>
+        </w:rPr>
+        <w:t xml:space="preserve">לתרגל </w:t>
+      </w:r>
+      <w:r>
+        <w:rPr>
+          <w:rFonts w:ascii="Calibri" w:hAnsi="Calibri" w:cs="Calibri" w:hint="cs"/>
+          <w:color w:val="404040" w:themeColor="text1" w:themeTint="BF"/>
+          <w:sz w:val="22"/>
+          <w:szCs w:val="22"/>
+          <w:rtl/>
+          <w:lang w:val="en-US"/>
+        </w:rPr>
+        <w:t xml:space="preserve">הגדרת </w:t>
+      </w:r>
+      <w:r>
+        <w:rPr>
+          <w:rFonts w:ascii="Calibri" w:hAnsi="Calibri" w:cs="Calibri"/>
+          <w:color w:val="404040" w:themeColor="text1" w:themeTint="BF"/>
+          <w:sz w:val="22"/>
+          <w:szCs w:val="22"/>
+          <w:lang w:val="en-US"/>
+        </w:rPr>
+        <w:t>CI/CD pipelines</w:t>
+      </w:r>
+      <w:r>
+        <w:rPr>
+          <w:rFonts w:ascii="Calibri" w:hAnsi="Calibri" w:cs="Calibri" w:hint="cs"/>
+          <w:color w:val="404040" w:themeColor="text1" w:themeTint="BF"/>
+          <w:sz w:val="22"/>
+          <w:szCs w:val="22"/>
+          <w:rtl/>
+          <w:lang w:val="en-US"/>
+        </w:rPr>
+        <w:t xml:space="preserve"> בשביל בניית והעלת פרוייקט אוטומטיים</w:t>
+      </w:r>
+    </w:p>
+    <w:p>
+      <w:pPr>
+        <w:pStyle w:val="ListParagraph"/>
+        <w:numPr>
+          <w:ilvl w:val="0"/>
+          <w:numId w:val="5"/>
+        </w:numPr>
+        <w:tabs>
+          <w:tab w:val="left" w:pos="8931"/>
+        </w:tabs>
+        <w:bidi/>
+        <w:spacing w:line="276" w:lineRule="auto"/>
+        <w:rPr>
+          <w:rFonts w:ascii="Calibri" w:hAnsi="Calibri" w:cs="Calibri"/>
+          <w:b/>
+          <w:bCs/>
+          <w:color w:val="000000" w:themeColor="text1"/>
+          <w:lang w:val="en-US"/>
+        </w:rPr>
+      </w:pPr>
+      <w:r>
+        <w:rPr>
+          <w:rFonts w:ascii="Calibri" w:hAnsi="Calibri" w:cs="Calibri" w:hint="cs"/>
+          <w:color w:val="404040" w:themeColor="text1" w:themeTint="BF"/>
+          <w:sz w:val="22"/>
+          <w:szCs w:val="22"/>
+          <w:rtl/>
+          <w:lang w:val="en-US"/>
+        </w:rPr>
+        <w:t xml:space="preserve">לתרגל </w:t>
+      </w:r>
+      <w:r>
+        <w:rPr>
+          <w:rFonts w:ascii="Calibri" w:hAnsi="Calibri" w:cs="Calibri" w:hint="cs"/>
+          <w:color w:val="404040" w:themeColor="text1" w:themeTint="BF"/>
+          <w:sz w:val="22"/>
+          <w:szCs w:val="22"/>
+          <w:rtl/>
+          <w:lang w:val="en-US"/>
+        </w:rPr>
+        <w:t xml:space="preserve">עבודה בסביבת </w:t>
+      </w:r>
+      <w:r>
+        <w:rPr>
+          <w:rFonts w:ascii="Calibri" w:hAnsi="Calibri" w:cs="Calibri"/>
+          <w:color w:val="404040" w:themeColor="text1" w:themeTint="BF"/>
+          <w:sz w:val="22"/>
+          <w:szCs w:val="22"/>
+          <w:lang w:val="en-US"/>
+        </w:rPr>
+        <w:t>Linux</w:t>
+      </w:r>
+    </w:p>
+    <w:p>
+      <w:pPr>
+        <w:bidi/>
+        <w:spacing w:line="276" w:lineRule="auto"/>
+        <w:rPr>
+          <w:rFonts w:ascii="Calibri" w:hAnsi="Calibri" w:cs="Calibri"/>
+          <w:i/>
+          <w:iCs/>
+          <w:color w:val="404040" w:themeColor="text1" w:themeTint="BF"/>
+          <w:sz w:val="22"/>
+          <w:szCs w:val="22"/>
+          <w:lang w:val="en-US"/>
+        </w:rPr>
+      </w:pPr>
+      <w:r>
+        <w:rPr>
+          <w:rFonts w:ascii="Calibri" w:hAnsi="Calibri" w:cs="Calibri" w:hint="cs"/>
+          <w:i/>
+          <w:iCs/>
+          <w:color w:val="404040" w:themeColor="text1" w:themeTint="BF"/>
+          <w:sz w:val="22"/>
+          <w:szCs w:val="22"/>
+          <w:rtl/>
+        </w:rPr>
+        <w:t>יותר פרויקטים בעמוד ה-</w:t>
+      </w:r>
+      <w:r>
+        <w:rPr>
+          <w:rFonts w:ascii="Calibri" w:hAnsi="Calibri" w:cs="Calibri"/>
+          <w:i/>
+          <w:iCs/>
+          <w:color w:val="404040" w:themeColor="text1" w:themeTint="BF"/>
+          <w:sz w:val="22"/>
+          <w:szCs w:val="22"/>
+          <w:lang w:val="en-US"/>
+        </w:rPr>
+        <w:t>Git</w:t>
+      </w:r>
+    </w:p>
+    <w:p>
+      <w:pPr>
+        <w:pStyle w:val="Style1"/>
+        <w:rPr>
+          <w:color w:val="404040" w:themeColor="text1" w:themeTint="BF"/>
+          <w:sz w:val="22"/>
+        </w:rPr>
+      </w:pPr>
+      <w:r>
+        <w:rPr>
+          <w:rFonts w:hint="cs"/>
+          <w:rtl/>
+        </w:rPr>
+        <w:t>שפות</w:t>
+      </w:r>
+    </w:p>
+    <w:p>
+      <w:pPr>
+        <w:bidi/>
+        <w:spacing w:after="0"/>
+        <w:rPr>
+          <w:rFonts w:ascii="Calibri" w:hAnsi="Calibri" w:cs="Calibri"/>
+          <w:b/>
+          <w:bCs/>
+          <w:color w:val="404040" w:themeColor="text1" w:themeTint="BF"/>
+          <w:sz w:val="22"/>
+          <w:szCs w:val="22"/>
+          <w:rtl/>
+          <w:lang w:val="en-US"/>
+        </w:rPr>
+      </w:pPr>
+      <w:r>
+        <w:rPr>
+          <w:rFonts w:ascii="Calibri" w:hAnsi="Calibri" w:cs="Calibri" w:hint="cs"/>
+          <w:b/>
+          <w:bCs/>
+          <w:rtl/>
+          <w:lang w:val="en-US"/>
+        </w:rPr>
+        <w:t>עברית</w:t>
+      </w:r>
+      <w:r>
+        <w:rPr>
+          <w:rFonts w:ascii="Calibri" w:hAnsi="Calibri" w:cs="Calibri" w:hint="cs"/>
+          <w:b/>
+          <w:bCs/>
+          <w:color w:val="404040" w:themeColor="text1" w:themeTint="BF"/>
+          <w:sz w:val="22"/>
+          <w:szCs w:val="22"/>
+          <w:rtl/>
+          <w:lang w:val="en-US"/>
+        </w:rPr>
+        <w:t xml:space="preserve"> </w:t>
+      </w:r>
+      <w:r>
+        <w:rPr>
+          <w:rFonts w:ascii="Calibri" w:hAnsi="Calibri" w:cs="Calibri"/>
+          <w:color w:val="404040" w:themeColor="text1" w:themeTint="BF"/>
+          <w:sz w:val="22"/>
+          <w:szCs w:val="22"/>
+          <w:rtl/>
+          <w:lang w:val="en-US"/>
+        </w:rPr>
+        <w:t>–</w:t>
+      </w:r>
+      <w:r>
+        <w:rPr>
+          <w:rFonts w:ascii="Calibri" w:hAnsi="Calibri" w:cs="Calibri" w:hint="cs"/>
+          <w:color w:val="404040" w:themeColor="text1" w:themeTint="BF"/>
+          <w:sz w:val="22"/>
+          <w:szCs w:val="22"/>
+          <w:rtl/>
+          <w:lang w:val="en-US"/>
+        </w:rPr>
+        <w:t xml:space="preserve"> שפת אם</w:t>
+      </w:r>
+    </w:p>
+    <w:p>
+      <w:pPr>
+        <w:bidi/>
+        <w:spacing w:after="0"/>
+        <w:rPr>
+          <w:rFonts w:ascii="Calibri" w:hAnsi="Calibri" w:cs="Calibri"/>
+          <w:b/>
+          <w:bCs/>
+          <w:color w:val="404040" w:themeColor="text1" w:themeTint="BF"/>
+          <w:sz w:val="22"/>
+          <w:szCs w:val="22"/>
+          <w:rtl/>
+          <w:lang w:val="en-US"/>
+        </w:rPr>
+      </w:pPr>
+      <w:r>
+        <w:rPr>
+          <w:rFonts w:ascii="Calibri" w:hAnsi="Calibri" w:cs="Calibri" w:hint="cs"/>
+          <w:b/>
+          <w:bCs/>
+          <w:rtl/>
+          <w:lang w:val="en-US"/>
+        </w:rPr>
+        <w:t>רוסית</w:t>
+      </w:r>
+      <w:r>
+        <w:rPr>
+          <w:rFonts w:ascii="Calibri" w:hAnsi="Calibri" w:cs="Calibri" w:hint="cs"/>
+          <w:b/>
+          <w:bCs/>
+          <w:color w:val="404040" w:themeColor="text1" w:themeTint="BF"/>
+          <w:sz w:val="22"/>
+          <w:szCs w:val="22"/>
+          <w:rtl/>
+          <w:lang w:val="en-US"/>
+        </w:rPr>
+        <w:t xml:space="preserve"> </w:t>
+      </w:r>
+      <w:r>
+        <w:rPr>
+          <w:rFonts w:ascii="Calibri" w:hAnsi="Calibri" w:cs="Calibri"/>
+          <w:color w:val="404040" w:themeColor="text1" w:themeTint="BF"/>
+          <w:sz w:val="22"/>
+          <w:szCs w:val="22"/>
+          <w:rtl/>
+          <w:lang w:val="en-US"/>
+        </w:rPr>
+        <w:t>–</w:t>
+      </w:r>
+      <w:r>
+        <w:rPr>
+          <w:rFonts w:ascii="Calibri" w:hAnsi="Calibri" w:cs="Calibri" w:hint="cs"/>
+          <w:color w:val="404040" w:themeColor="text1" w:themeTint="BF"/>
+          <w:sz w:val="22"/>
+          <w:szCs w:val="22"/>
+          <w:rtl/>
+          <w:lang w:val="en-US"/>
+        </w:rPr>
+        <w:t xml:space="preserve"> שפת אם</w:t>
+      </w:r>
+    </w:p>
+    <w:p>
+      <w:pPr>
+        <w:bidi/>
+        <w:rPr>
+          <w:rFonts w:ascii="Calibri" w:hAnsi="Calibri" w:cs="Calibri"/>
           <w:color w:val="404040" w:themeColor="text1" w:themeTint="BF"/>
           <w:sz w:val="22"/>
           <w:szCs w:val="22"/>
@@ -3810,7 +3742,7 @@
 </file>
 
 <file path=word/numbering.xml><?xml version="1.0" encoding="utf-8"?>
-<w:numbering xmlns:wpc="http://schemas.microsoft.com/office/word/2010/wordprocessingCanvas" xmlns:cx="http://schemas.microsoft.com/office/drawing/2014/chartex" xmlns:cx1="http://schemas.microsoft.com/office/drawing/2015/9/8/chartex" xmlns:cx2="http://schemas.microsoft.com/office/drawing/2015/10/21/chartex" xmlns:cx3="http://schemas.microsoft.com/office/drawing/2016/5/9/chartex" xmlns:cx4="http://schemas.microsoft.com/office/drawing/2016/5/10/chartex" xmlns:cx5="http://schemas.microsoft.com/office/drawing/2016/5/11/chartex" xmlns:cx6="http://schemas.microsoft.com/office/drawing/2016/5/12/chartex" xmlns:cx7="http://schemas.microsoft.com/office/drawing/2016/5/13/chartex" xmlns:cx8="http://schemas.microsoft.com/office/drawing/2016/5/14/chartex" xmlns:mc="http://schemas.openxmlformats.org/markup-compatibility/2006" xmlns:aink="http://schemas.microsoft.com/office/drawing/2016/ink" xmlns:am3d="http://schemas.microsoft.com/office/drawing/2017/model3d" xmlns:o="urn:schemas-microsoft-com:office:office" xmlns:oel="http://schemas.microsoft.com/office/2019/extlst" xmlns:r="http://schemas.openxmlformats.org/officeDocument/2006/relationships" xmlns:m="http://schemas.openxmlformats.org/officeDocument/2006/math" xmlns:v="urn:schemas-microsoft-com:vml" xmlns:wp14="http://schemas.microsoft.com/office/word/2010/wordprocessingDrawing" xmlns:wp="http://schemas.openxmlformats.org/drawingml/2006/wordprocessingDrawing" xmlns:w10="urn:schemas-microsoft-com:office:word" xmlns:w="http://schemas.openxmlformats.org/wordprocessingml/2006/main" xmlns:w14="http://schemas.microsoft.com/office/word/2010/wordml" xmlns:w15="http://schemas.microsoft.com/office/word/2012/wordml" xmlns:w16cex="http://schemas.microsoft.com/office/word/2018/wordml/cex" xmlns:w16cid="http://schemas.microsoft.com/office/word/2016/wordml/cid" xmlns:w16="http://schemas.microsoft.com/office/word/2018/wordml" xmlns:w16sdtdh="http://schemas.microsoft.com/office/word/2020/wordml/sdtdatahash" xmlns:w16se="http://schemas.microsoft.com/office/word/2015/wordml/symex" xmlns:wpg="http://schemas.microsoft.com/office/word/2010/wordprocessingGroup" xmlns:wpi="http://schemas.microsoft.com/office/word/2010/wordprocessingInk" xmlns:wne="http://schemas.microsoft.com/office/word/2006/wordml" xmlns:wps="http://schemas.microsoft.com/office/word/2010/wordprocessingShape" mc:Ignorable="w14 w15 w16se w16cid w16 w16cex w16sdtdh wp14">
+<w:numbering xmlns:wpc="http://schemas.microsoft.com/office/word/2010/wordprocessingCanvas" xmlns:cx="http://schemas.microsoft.com/office/drawing/2014/chartex" xmlns:cx1="http://schemas.microsoft.com/office/drawing/2015/9/8/chartex" xmlns:cx2="http://schemas.microsoft.com/office/drawing/2015/10/21/chartex" xmlns:cx3="http://schemas.microsoft.com/office/drawing/2016/5/9/chartex" xmlns:cx4="http://schemas.microsoft.com/office/drawing/2016/5/10/chartex" xmlns:cx5="http://schemas.microsoft.com/office/drawing/2016/5/11/chartex" xmlns:cx6="http://schemas.microsoft.com/office/drawing/2016/5/12/chartex" xmlns:cx7="http://schemas.microsoft.com/office/drawing/2016/5/13/chartex" xmlns:cx8="http://schemas.microsoft.com/office/drawing/2016/5/14/chartex" xmlns:mc="http://schemas.openxmlformats.org/markup-compatibility/2006" xmlns:aink="http://schemas.microsoft.com/office/drawing/2016/ink" xmlns:am3d="http://schemas.microsoft.com/office/drawing/2017/model3d" xmlns:o="urn:schemas-microsoft-com:office:office" xmlns:oel="http://schemas.microsoft.com/office/2019/extlst" xmlns:r="http://schemas.openxmlformats.org/officeDocument/2006/relationships" xmlns:m="http://schemas.openxmlformats.org/officeDocument/2006/math" xmlns:v="urn:schemas-microsoft-com:vml" xmlns:wp14="http://schemas.microsoft.com/office/word/2010/wordprocessingDrawing" xmlns:wp="http://schemas.openxmlformats.org/drawingml/2006/wordprocessingDrawing" xmlns:w10="urn:schemas-microsoft-com:office:word" xmlns:w="http://schemas.openxmlformats.org/wordprocessingml/2006/main" xmlns:w14="http://schemas.microsoft.com/office/word/2010/wordml" xmlns:w15="http://schemas.microsoft.com/office/word/2012/wordml" xmlns:w16cex="http://schemas.microsoft.com/office/word/2018/wordml/cex" xmlns:w16cid="http://schemas.microsoft.com/office/word/2016/wordml/cid" xmlns:w16="http://schemas.microsoft.com/office/word/2018/wordml" xmlns:w16du="http://schemas.microsoft.com/office/word/2023/wordml/word16du" xmlns:w16sdtdh="http://schemas.microsoft.com/office/word/2020/wordml/sdtdatahash" xmlns:w16sdtfl="http://schemas.microsoft.com/office/word/2024/wordml/sdtformatlock" xmlns:w16se="http://schemas.microsoft.com/office/word/2015/wordml/symex" xmlns:wpg="http://schemas.microsoft.com/office/word/2010/wordprocessingGroup" xmlns:wpi="http://schemas.microsoft.com/office/word/2010/wordprocessingInk" xmlns:wne="http://schemas.microsoft.com/office/word/2006/wordml" xmlns:wps="http://schemas.microsoft.com/office/word/2010/wordprocessingShape" mc:Ignorable="w14 w15 w16se w16cid w16 w16cex w16sdtdh w16sdtfl w16du wp14">
   <w:abstractNum w:abstractNumId="0" w15:restartNumberingAfterBreak="0">
     <w:nsid w:val="343763A7"/>
     <w:multiLevelType w:val="hybridMultilevel"/>
@@ -4395,7 +4327,7 @@
 </file>
 
 <file path=word/styles.xml><?xml version="1.0" encoding="utf-8"?>
-<w:styles xmlns:mc="http://schemas.openxmlformats.org/markup-compatibility/2006" xmlns:r="http://schemas.openxmlformats.org/officeDocument/2006/relationships" xmlns:w="http://schemas.openxmlformats.org/wordprocessingml/2006/main" xmlns:w14="http://schemas.microsoft.com/office/word/2010/wordml" xmlns:w15="http://schemas.microsoft.com/office/word/2012/wordml" xmlns:w16cex="http://schemas.microsoft.com/office/word/2018/wordml/cex" xmlns:w16cid="http://schemas.microsoft.com/office/word/2016/wordml/cid" xmlns:w16="http://schemas.microsoft.com/office/word/2018/wordml" xmlns:w16sdtdh="http://schemas.microsoft.com/office/word/2020/wordml/sdtdatahash" xmlns:w16se="http://schemas.microsoft.com/office/word/2015/wordml/symex" mc:Ignorable="w14 w15 w16se w16cid w16 w16cex w16sdtdh">
+<w:styles xmlns:mc="http://schemas.openxmlformats.org/markup-compatibility/2006" xmlns:r="http://schemas.openxmlformats.org/officeDocument/2006/relationships" xmlns:w="http://schemas.openxmlformats.org/wordprocessingml/2006/main" xmlns:w14="http://schemas.microsoft.com/office/word/2010/wordml" xmlns:w15="http://schemas.microsoft.com/office/word/2012/wordml" xmlns:w16cex="http://schemas.microsoft.com/office/word/2018/wordml/cex" xmlns:w16cid="http://schemas.microsoft.com/office/word/2016/wordml/cid" xmlns:w16="http://schemas.microsoft.com/office/word/2018/wordml" xmlns:w16du="http://schemas.microsoft.com/office/word/2023/wordml/word16du" xmlns:w16sdtdh="http://schemas.microsoft.com/office/word/2020/wordml/sdtdatahash" xmlns:w16sdtfl="http://schemas.microsoft.com/office/word/2024/wordml/sdtformatlock" xmlns:w16se="http://schemas.microsoft.com/office/word/2015/wordml/symex" mc:Ignorable="w14 w15 w16se w16cid w16 w16cex w16sdtdh w16sdtfl w16du">
   <w:docDefaults>
     <w:rPrDefault>
       <w:rPr>
